--- a/Record/Experiment - 4(week -4)/Documentation/Experiment_4.docx
+++ b/Record/Experiment - 4(week -4)/Documentation/Experiment_4.docx
@@ -11,7 +11,7 @@
           <w:rFonts w:ascii="Arial" w:hAnsi="Arial"/>
           <w:b/>
           <w:color w:val="000000"/>
-          <w:sz w:val="34"/>
+          <w:sz w:val="40"/>
         </w:rPr>
         <w:t>LABORATORY OBSERVATION/RECORD</w:t>
       </w:r>
@@ -24,7 +24,7 @@
         <w:rPr>
           <w:rFonts w:ascii="Arial" w:hAnsi="Arial"/>
           <w:b/>
-          <w:color w:val="222222"/>
+          <w:color w:val="000000"/>
           <w:sz w:val="20"/>
         </w:rPr>
         <w:t xml:space="preserve">Course: </w:t>
@@ -46,7 +46,7 @@
         <w:rPr>
           <w:rFonts w:ascii="Arial" w:hAnsi="Arial"/>
           <w:b/>
-          <w:color w:val="222222"/>
+          <w:color w:val="000000"/>
           <w:sz w:val="20"/>
         </w:rPr>
         <w:t xml:space="preserve">Course Code: </w:t>
@@ -68,7 +68,7 @@
         <w:rPr>
           <w:rFonts w:ascii="Arial" w:hAnsi="Arial"/>
           <w:b/>
-          <w:color w:val="222222"/>
+          <w:color w:val="000000"/>
           <w:sz w:val="20"/>
         </w:rPr>
         <w:t xml:space="preserve">Experiment No.: </w:t>
@@ -90,7 +90,7 @@
         <w:rPr>
           <w:rFonts w:ascii="Arial" w:hAnsi="Arial"/>
           <w:b/>
-          <w:color w:val="222222"/>
+          <w:color w:val="000000"/>
           <w:sz w:val="20"/>
         </w:rPr>
         <w:t xml:space="preserve">Student Name: </w:t>
@@ -101,7 +101,29 @@
           <w:color w:val="333333"/>
           <w:sz w:val="20"/>
         </w:rPr>
-        <w:t>V S SRAVAN M</w:t>
+        <w:t>J Satya Srikar</w:t>
+      </w:r>
+    </w:p>
+    <w:p>
+      <w:pPr>
+        <w:spacing w:before="40" w:after="40" w:line="276" w:lineRule="auto"/>
+      </w:pPr>
+      <w:r>
+        <w:rPr>
+          <w:rFonts w:ascii="Arial" w:hAnsi="Arial"/>
+          <w:b/>
+          <w:color w:val="000000"/>
+          <w:sz w:val="20"/>
+        </w:rPr>
+        <w:t xml:space="preserve">Roll No.: </w:t>
+      </w:r>
+      <w:r>
+        <w:rPr>
+          <w:rFonts w:ascii="Arial" w:hAnsi="Arial"/>
+          <w:color w:val="333333"/>
+          <w:sz w:val="20"/>
+        </w:rPr>
+        <w:t>A24126552259</w:t>
       </w:r>
     </w:p>
     <w:p>
@@ -112,10 +134,10 @@
         <w:rPr>
           <w:rFonts w:ascii="Arial" w:hAnsi="Arial"/>
           <w:b/>
-          <w:color w:val="222222"/>
+          <w:color w:val="000000"/>
           <w:sz w:val="20"/>
         </w:rPr>
-        <w:t xml:space="preserve">Roll No.: </w:t>
+        <w:t xml:space="preserve">Branch &amp; Section: </w:t>
       </w:r>
       <w:r>
         <w:rPr>
@@ -123,27 +145,27 @@
           <w:color w:val="333333"/>
           <w:sz w:val="20"/>
         </w:rPr>
-        <w:t>A24126552268</w:t>
+        <w:t>CSM-B</w:t>
       </w:r>
     </w:p>
     <w:p>
       <w:pPr>
-        <w:spacing w:before="120" w:after="120"/>
+        <w:spacing w:before="80" w:after="80"/>
         <w:pBdr>
-          <w:bottom w:val="single" w:sz="6" w:space="1" w:color="D0D0D0"/>
+          <w:bottom w:val="single" w:sz="6" w:space="1" w:color="CCCCCC"/>
         </w:pBdr>
       </w:pPr>
     </w:p>
     <w:p>
       <w:pPr>
         <w:keepNext/>
-        <w:spacing w:before="240" w:after="80"/>
+        <w:spacing w:before="160" w:after="60"/>
       </w:pPr>
       <w:r>
         <w:rPr>
           <w:rFonts w:ascii="Arial" w:hAnsi="Arial"/>
           <w:b/>
-          <w:color w:val="111111"/>
+          <w:color w:val="000000"/>
           <w:sz w:val="26"/>
         </w:rPr>
         <w:t>1. TITLE</w:t>
@@ -151,7 +173,7 @@
     </w:p>
     <w:p>
       <w:pPr>
-        <w:spacing w:before="40" w:after="80" w:line="276" w:lineRule="auto"/>
+        <w:spacing w:before="40" w:after="60" w:line="276" w:lineRule="auto"/>
       </w:pPr>
       <w:r>
         <w:rPr>
@@ -164,22 +186,22 @@
     </w:p>
     <w:p>
       <w:pPr>
-        <w:spacing w:before="120" w:after="120"/>
+        <w:spacing w:before="80" w:after="80"/>
         <w:pBdr>
-          <w:bottom w:val="single" w:sz="6" w:space="1" w:color="D0D0D0"/>
+          <w:bottom w:val="single" w:sz="6" w:space="1" w:color="CCCCCC"/>
         </w:pBdr>
       </w:pPr>
     </w:p>
     <w:p>
       <w:pPr>
         <w:keepNext/>
-        <w:spacing w:before="240" w:after="80"/>
+        <w:spacing w:before="160" w:after="60"/>
       </w:pPr>
       <w:r>
         <w:rPr>
           <w:rFonts w:ascii="Arial" w:hAnsi="Arial"/>
           <w:b/>
-          <w:color w:val="111111"/>
+          <w:color w:val="000000"/>
           <w:sz w:val="26"/>
         </w:rPr>
         <w:t>2. AIM</w:t>
@@ -187,7 +209,7 @@
     </w:p>
     <w:p>
       <w:pPr>
-        <w:spacing w:before="40" w:after="80" w:line="276" w:lineRule="auto"/>
+        <w:spacing w:before="40" w:after="60" w:line="276" w:lineRule="auto"/>
       </w:pPr>
       <w:r>
         <w:rPr>
@@ -200,22 +222,22 @@
     </w:p>
     <w:p>
       <w:pPr>
-        <w:spacing w:before="120" w:after="120"/>
+        <w:spacing w:before="80" w:after="80"/>
         <w:pBdr>
-          <w:bottom w:val="single" w:sz="6" w:space="1" w:color="D0D0D0"/>
+          <w:bottom w:val="single" w:sz="6" w:space="1" w:color="CCCCCC"/>
         </w:pBdr>
       </w:pPr>
     </w:p>
     <w:p>
       <w:pPr>
         <w:keepNext/>
-        <w:spacing w:before="240" w:after="80"/>
+        <w:spacing w:before="160" w:after="60"/>
       </w:pPr>
       <w:r>
         <w:rPr>
           <w:rFonts w:ascii="Arial" w:hAnsi="Arial"/>
           <w:b/>
-          <w:color w:val="111111"/>
+          <w:color w:val="000000"/>
           <w:sz w:val="26"/>
         </w:rPr>
         <w:t>3. OBJECTIVE</w:t>
@@ -223,7 +245,7 @@
     </w:p>
     <w:p>
       <w:pPr>
-        <w:spacing w:before="40" w:after="80" w:line="276" w:lineRule="auto"/>
+        <w:spacing w:before="40" w:after="60" w:line="276" w:lineRule="auto"/>
       </w:pPr>
       <w:r>
         <w:rPr>
@@ -237,7 +259,7 @@
     <w:p>
       <w:pPr>
         <w:pStyle w:val="ListBullet"/>
-        <w:spacing w:before="40" w:after="60" w:line="276" w:lineRule="auto"/>
+        <w:spacing w:before="40" w:after="40" w:line="276" w:lineRule="auto"/>
       </w:pPr>
       <w:r>
         <w:rPr>
@@ -251,7 +273,7 @@
     <w:p>
       <w:pPr>
         <w:pStyle w:val="ListBullet"/>
-        <w:spacing w:before="40" w:after="60" w:line="276" w:lineRule="auto"/>
+        <w:spacing w:before="40" w:after="40" w:line="276" w:lineRule="auto"/>
       </w:pPr>
       <w:r>
         <w:rPr>
@@ -265,7 +287,7 @@
     <w:p>
       <w:pPr>
         <w:pStyle w:val="ListBullet"/>
-        <w:spacing w:before="40" w:after="60" w:line="276" w:lineRule="auto"/>
+        <w:spacing w:before="40" w:after="40" w:line="276" w:lineRule="auto"/>
       </w:pPr>
       <w:r>
         <w:rPr>
@@ -279,7 +301,7 @@
     <w:p>
       <w:pPr>
         <w:pStyle w:val="ListBullet"/>
-        <w:spacing w:before="40" w:after="60" w:line="276" w:lineRule="auto"/>
+        <w:spacing w:before="40" w:after="40" w:line="276" w:lineRule="auto"/>
       </w:pPr>
       <w:r>
         <w:rPr>
@@ -293,7 +315,7 @@
     <w:p>
       <w:pPr>
         <w:pStyle w:val="ListBullet"/>
-        <w:spacing w:before="40" w:after="60" w:line="276" w:lineRule="auto"/>
+        <w:spacing w:before="40" w:after="40" w:line="276" w:lineRule="auto"/>
       </w:pPr>
       <w:r>
         <w:rPr>
@@ -307,7 +329,7 @@
     <w:p>
       <w:pPr>
         <w:pStyle w:val="ListBullet"/>
-        <w:spacing w:before="40" w:after="60" w:line="276" w:lineRule="auto"/>
+        <w:spacing w:before="40" w:after="40" w:line="276" w:lineRule="auto"/>
       </w:pPr>
       <w:r>
         <w:rPr>
@@ -321,7 +343,7 @@
     <w:p>
       <w:pPr>
         <w:pStyle w:val="ListBullet"/>
-        <w:spacing w:before="40" w:after="60" w:line="276" w:lineRule="auto"/>
+        <w:spacing w:before="40" w:after="40" w:line="276" w:lineRule="auto"/>
       </w:pPr>
       <w:r>
         <w:rPr>
@@ -334,22 +356,22 @@
     </w:p>
     <w:p>
       <w:pPr>
-        <w:spacing w:before="120" w:after="120"/>
+        <w:spacing w:before="80" w:after="80"/>
         <w:pBdr>
-          <w:bottom w:val="single" w:sz="6" w:space="1" w:color="D0D0D0"/>
+          <w:bottom w:val="single" w:sz="6" w:space="1" w:color="CCCCCC"/>
         </w:pBdr>
       </w:pPr>
     </w:p>
     <w:p>
       <w:pPr>
         <w:keepNext/>
-        <w:spacing w:before="240" w:after="80"/>
+        <w:spacing w:before="160" w:after="60"/>
       </w:pPr>
       <w:r>
         <w:rPr>
           <w:rFonts w:ascii="Arial" w:hAnsi="Arial"/>
           <w:b/>
-          <w:color w:val="111111"/>
+          <w:color w:val="000000"/>
           <w:sz w:val="26"/>
         </w:rPr>
         <w:t>4. THEORY</w:t>
@@ -357,7 +379,7 @@
     </w:p>
     <w:p>
       <w:pPr>
-        <w:spacing w:before="40" w:after="80" w:line="276" w:lineRule="auto"/>
+        <w:spacing w:before="40" w:after="60" w:line="276" w:lineRule="auto"/>
       </w:pPr>
       <w:r>
         <w:rPr>
@@ -370,13 +392,13 @@
     </w:p>
     <w:p>
       <w:pPr>
-        <w:spacing w:before="40" w:after="80" w:line="276" w:lineRule="auto"/>
+        <w:spacing w:before="40" w:after="60" w:line="276" w:lineRule="auto"/>
       </w:pPr>
       <w:r>
         <w:rPr>
           <w:rFonts w:ascii="Arial" w:hAnsi="Arial"/>
           <w:b/>
-          <w:color w:val="222222"/>
+          <w:color w:val="000000"/>
           <w:sz w:val="20"/>
         </w:rPr>
         <w:t>Theory of Flashcard Application Architecture:</w:t>
@@ -392,13 +414,13 @@
     <w:p>
       <w:pPr>
         <w:pStyle w:val="ListBullet"/>
-        <w:spacing w:before="40" w:after="60" w:line="276" w:lineRule="auto"/>
+        <w:spacing w:before="40" w:after="40" w:line="276" w:lineRule="auto"/>
       </w:pPr>
       <w:r>
         <w:rPr>
           <w:rFonts w:ascii="Arial" w:hAnsi="Arial"/>
           <w:b/>
-          <w:color w:val="222222"/>
+          <w:color w:val="000000"/>
           <w:sz w:val="20"/>
         </w:rPr>
         <w:t xml:space="preserve">Document Object Model (DOM): </w:t>
@@ -415,13 +437,13 @@
     <w:p>
       <w:pPr>
         <w:pStyle w:val="ListBullet"/>
-        <w:spacing w:before="40" w:after="60" w:line="276" w:lineRule="auto"/>
+        <w:spacing w:before="40" w:after="40" w:line="276" w:lineRule="auto"/>
       </w:pPr>
       <w:r>
         <w:rPr>
           <w:rFonts w:ascii="Arial" w:hAnsi="Arial"/>
           <w:b/>
-          <w:color w:val="222222"/>
+          <w:color w:val="000000"/>
           <w:sz w:val="20"/>
         </w:rPr>
         <w:t xml:space="preserve">Event Listeners: </w:t>
@@ -438,13 +460,13 @@
     <w:p>
       <w:pPr>
         <w:pStyle w:val="ListBullet"/>
-        <w:spacing w:before="40" w:after="60" w:line="276" w:lineRule="auto"/>
+        <w:spacing w:before="40" w:after="40" w:line="276" w:lineRule="auto"/>
       </w:pPr>
       <w:r>
         <w:rPr>
           <w:rFonts w:ascii="Arial" w:hAnsi="Arial"/>
           <w:b/>
-          <w:color w:val="222222"/>
+          <w:color w:val="000000"/>
           <w:sz w:val="20"/>
         </w:rPr>
         <w:t xml:space="preserve">Component State Management: </w:t>
@@ -461,13 +483,13 @@
     <w:p>
       <w:pPr>
         <w:pStyle w:val="ListBullet"/>
-        <w:spacing w:before="40" w:after="60" w:line="276" w:lineRule="auto"/>
+        <w:spacing w:before="40" w:after="40" w:line="276" w:lineRule="auto"/>
       </w:pPr>
       <w:r>
         <w:rPr>
           <w:rFonts w:ascii="Arial" w:hAnsi="Arial"/>
           <w:b/>
-          <w:color w:val="222222"/>
+          <w:color w:val="000000"/>
           <w:sz w:val="20"/>
         </w:rPr>
         <w:t xml:space="preserve">Dynamic CSS Class Toggling: </w:t>
@@ -484,13 +506,13 @@
     <w:p>
       <w:pPr>
         <w:pStyle w:val="ListBullet"/>
-        <w:spacing w:before="40" w:after="60" w:line="276" w:lineRule="auto"/>
+        <w:spacing w:before="40" w:after="40" w:line="276" w:lineRule="auto"/>
       </w:pPr>
       <w:r>
         <w:rPr>
           <w:rFonts w:ascii="Arial" w:hAnsi="Arial"/>
           <w:b/>
-          <w:color w:val="222222"/>
+          <w:color w:val="000000"/>
           <w:sz w:val="20"/>
         </w:rPr>
         <w:t xml:space="preserve">Cyclic Array Traversal: </w:t>
@@ -506,22 +528,22 @@
     </w:p>
     <w:p>
       <w:pPr>
-        <w:spacing w:before="120" w:after="120"/>
+        <w:spacing w:before="80" w:after="80"/>
         <w:pBdr>
-          <w:bottom w:val="single" w:sz="6" w:space="1" w:color="D0D0D0"/>
+          <w:bottom w:val="single" w:sz="6" w:space="1" w:color="CCCCCC"/>
         </w:pBdr>
       </w:pPr>
     </w:p>
     <w:p>
       <w:pPr>
         <w:keepNext/>
-        <w:spacing w:before="240" w:after="80"/>
+        <w:spacing w:before="160" w:after="60"/>
       </w:pPr>
       <w:r>
         <w:rPr>
           <w:rFonts w:ascii="Arial" w:hAnsi="Arial"/>
           <w:b/>
-          <w:color w:val="111111"/>
+          <w:color w:val="000000"/>
           <w:sz w:val="26"/>
         </w:rPr>
         <w:t>5. ALGORITHM / PROCEDURE</w:t>
@@ -529,8 +551,8 @@
     </w:p>
     <w:p>
       <w:pPr>
-        <w:spacing w:before="40" w:after="60" w:line="276" w:lineRule="auto"/>
-        <w:ind w:left="360"/>
+        <w:spacing w:before="40" w:after="40" w:line="276" w:lineRule="auto"/>
+        <w:ind w:left="288"/>
       </w:pPr>
       <w:r>
         <w:rPr>
@@ -538,12 +560,11 @@
           <w:b/>
           <w:sz w:val="20"/>
         </w:rPr>
-        <w:t xml:space="preserve">1. </w:t>
+        <w:t xml:space="preserve">1.  </w:t>
       </w:r>
       <w:r>
         <w:rPr>
           <w:rFonts w:ascii="Arial" w:hAnsi="Arial"/>
-          <w:color w:val="333333"/>
           <w:sz w:val="20"/>
         </w:rPr>
         <w:t>Create project directories: Record/Experiment - 4(week -4)/Src and Documentation.</w:t>
@@ -551,8 +572,8 @@
     </w:p>
     <w:p>
       <w:pPr>
-        <w:spacing w:before="40" w:after="60" w:line="276" w:lineRule="auto"/>
-        <w:ind w:left="360"/>
+        <w:spacing w:before="40" w:after="40" w:line="276" w:lineRule="auto"/>
+        <w:ind w:left="288"/>
       </w:pPr>
       <w:r>
         <w:rPr>
@@ -560,12 +581,11 @@
           <w:b/>
           <w:sz w:val="20"/>
         </w:rPr>
-        <w:t xml:space="preserve">2. </w:t>
+        <w:t xml:space="preserve">2.  </w:t>
       </w:r>
       <w:r>
         <w:rPr>
           <w:rFonts w:ascii="Arial" w:hAnsi="Arial"/>
-          <w:color w:val="333333"/>
           <w:sz w:val="20"/>
         </w:rPr>
         <w:t>Create index.html and script.js in the Src directory.</w:t>
@@ -573,8 +593,8 @@
     </w:p>
     <w:p>
       <w:pPr>
-        <w:spacing w:before="40" w:after="60" w:line="276" w:lineRule="auto"/>
-        <w:ind w:left="360"/>
+        <w:spacing w:before="40" w:after="40" w:line="276" w:lineRule="auto"/>
+        <w:ind w:left="288"/>
       </w:pPr>
       <w:r>
         <w:rPr>
@@ -582,12 +602,11 @@
           <w:b/>
           <w:sz w:val="20"/>
         </w:rPr>
-        <w:t xml:space="preserve">3. </w:t>
+        <w:t xml:space="preserve">3.  </w:t>
       </w:r>
       <w:r>
         <w:rPr>
           <w:rFonts w:ascii="Arial" w:hAnsi="Arial"/>
-          <w:color w:val="333333"/>
           <w:sz w:val="20"/>
         </w:rPr>
         <w:t>In index.html, construct a centered layout with a flashcard element containing label, text, and hint, followed by a 'Next Question' button.</w:t>
@@ -595,8 +614,8 @@
     </w:p>
     <w:p>
       <w:pPr>
-        <w:spacing w:before="40" w:after="60" w:line="276" w:lineRule="auto"/>
-        <w:ind w:left="360"/>
+        <w:spacing w:before="40" w:after="40" w:line="276" w:lineRule="auto"/>
+        <w:ind w:left="288"/>
       </w:pPr>
       <w:r>
         <w:rPr>
@@ -604,12 +623,11 @@
           <w:b/>
           <w:sz w:val="20"/>
         </w:rPr>
-        <w:t xml:space="preserve">4. </w:t>
+        <w:t xml:space="preserve">4.  </w:t>
       </w:r>
       <w:r>
         <w:rPr>
           <w:rFonts w:ascii="Arial" w:hAnsi="Arial"/>
-          <w:color w:val="333333"/>
           <w:sz w:val="20"/>
         </w:rPr>
         <w:t>Write embedded CSS for card styling, hover transformations, transition effects, and a green background state for revealed answers.</w:t>
@@ -617,8 +635,8 @@
     </w:p>
     <w:p>
       <w:pPr>
-        <w:spacing w:before="40" w:after="60" w:line="276" w:lineRule="auto"/>
-        <w:ind w:left="360"/>
+        <w:spacing w:before="40" w:after="40" w:line="276" w:lineRule="auto"/>
+        <w:ind w:left="288"/>
       </w:pPr>
       <w:r>
         <w:rPr>
@@ -626,12 +644,11 @@
           <w:b/>
           <w:sz w:val="20"/>
         </w:rPr>
-        <w:t xml:space="preserve">5. </w:t>
+        <w:t xml:space="preserve">5.  </w:t>
       </w:r>
       <w:r>
         <w:rPr>
           <w:rFonts w:ascii="Arial" w:hAnsi="Arial"/>
-          <w:color w:val="333333"/>
           <w:sz w:val="20"/>
         </w:rPr>
         <w:t>Link the external script file via &lt;script src="script.js"&gt;&lt;/script&gt;.</w:t>
@@ -639,8 +656,8 @@
     </w:p>
     <w:p>
       <w:pPr>
-        <w:spacing w:before="40" w:after="60" w:line="276" w:lineRule="auto"/>
-        <w:ind w:left="360"/>
+        <w:spacing w:before="40" w:after="40" w:line="276" w:lineRule="auto"/>
+        <w:ind w:left="288"/>
       </w:pPr>
       <w:r>
         <w:rPr>
@@ -648,12 +665,11 @@
           <w:b/>
           <w:sz w:val="20"/>
         </w:rPr>
-        <w:t xml:space="preserve">6. </w:t>
+        <w:t xml:space="preserve">6.  </w:t>
       </w:r>
       <w:r>
         <w:rPr>
           <w:rFonts w:ascii="Arial" w:hAnsi="Arial"/>
-          <w:color w:val="333333"/>
           <w:sz w:val="20"/>
         </w:rPr>
         <w:t>In script.js, define an array of flashcard objects each holding question and answer pairs.</w:t>
@@ -661,8 +677,8 @@
     </w:p>
     <w:p>
       <w:pPr>
-        <w:spacing w:before="40" w:after="60" w:line="276" w:lineRule="auto"/>
-        <w:ind w:left="360"/>
+        <w:spacing w:before="40" w:after="40" w:line="276" w:lineRule="auto"/>
+        <w:ind w:left="288"/>
       </w:pPr>
       <w:r>
         <w:rPr>
@@ -670,12 +686,11 @@
           <w:b/>
           <w:sz w:val="20"/>
         </w:rPr>
-        <w:t xml:space="preserve">7. </w:t>
+        <w:t xml:space="preserve">7.  </w:t>
       </w:r>
       <w:r>
         <w:rPr>
           <w:rFonts w:ascii="Arial" w:hAnsi="Arial"/>
-          <w:color w:val="333333"/>
           <w:sz w:val="20"/>
         </w:rPr>
         <w:t>Initialize state variables: currentIndex = 0 and isShowingAnswer = false.</w:t>
@@ -683,8 +698,8 @@
     </w:p>
     <w:p>
       <w:pPr>
-        <w:spacing w:before="40" w:after="60" w:line="276" w:lineRule="auto"/>
-        <w:ind w:left="360"/>
+        <w:spacing w:before="40" w:after="40" w:line="276" w:lineRule="auto"/>
+        <w:ind w:left="288"/>
       </w:pPr>
       <w:r>
         <w:rPr>
@@ -692,12 +707,11 @@
           <w:b/>
           <w:sz w:val="20"/>
         </w:rPr>
-        <w:t xml:space="preserve">8. </w:t>
+        <w:t xml:space="preserve">8.  </w:t>
       </w:r>
       <w:r>
         <w:rPr>
           <w:rFonts w:ascii="Arial" w:hAnsi="Arial"/>
-          <w:color w:val="333333"/>
           <w:sz w:val="20"/>
         </w:rPr>
         <w:t>Select DOM elements by ID (#flashcard, #cardLabel, #cardText, #nextBtn).</w:t>
@@ -705,8 +719,8 @@
     </w:p>
     <w:p>
       <w:pPr>
-        <w:spacing w:before="40" w:after="60" w:line="276" w:lineRule="auto"/>
-        <w:ind w:left="360"/>
+        <w:spacing w:before="40" w:after="40" w:line="276" w:lineRule="auto"/>
+        <w:ind w:left="288"/>
       </w:pPr>
       <w:r>
         <w:rPr>
@@ -714,12 +728,11 @@
           <w:b/>
           <w:sz w:val="20"/>
         </w:rPr>
-        <w:t xml:space="preserve">9. </w:t>
+        <w:t xml:space="preserve">9.  </w:t>
       </w:r>
       <w:r>
         <w:rPr>
           <w:rFonts w:ascii="Arial" w:hAnsi="Arial"/>
-          <w:color w:val="333333"/>
           <w:sz w:val="20"/>
         </w:rPr>
         <w:t>Define loadCard() function to render the current question, reset the label, and remove the revealed class.</w:t>
@@ -727,8 +740,8 @@
     </w:p>
     <w:p>
       <w:pPr>
-        <w:spacing w:before="40" w:after="60" w:line="276" w:lineRule="auto"/>
-        <w:ind w:left="360"/>
+        <w:spacing w:before="40" w:after="40" w:line="276" w:lineRule="auto"/>
+        <w:ind w:left="288"/>
       </w:pPr>
       <w:r>
         <w:rPr>
@@ -736,12 +749,11 @@
           <w:b/>
           <w:sz w:val="20"/>
         </w:rPr>
-        <w:t xml:space="preserve">10. </w:t>
+        <w:t xml:space="preserve">10.  </w:t>
       </w:r>
       <w:r>
         <w:rPr>
           <w:rFonts w:ascii="Arial" w:hAnsi="Arial"/>
-          <w:color w:val="333333"/>
           <w:sz w:val="20"/>
         </w:rPr>
         <w:t>Add a click event listener on #flashcard to toggle between question and answer states upon clicking.</w:t>
@@ -749,8 +761,8 @@
     </w:p>
     <w:p>
       <w:pPr>
-        <w:spacing w:before="40" w:after="60" w:line="276" w:lineRule="auto"/>
-        <w:ind w:left="360"/>
+        <w:spacing w:before="40" w:after="40" w:line="276" w:lineRule="auto"/>
+        <w:ind w:left="288"/>
       </w:pPr>
       <w:r>
         <w:rPr>
@@ -758,12 +770,11 @@
           <w:b/>
           <w:sz w:val="20"/>
         </w:rPr>
-        <w:t xml:space="preserve">11. </w:t>
+        <w:t xml:space="preserve">11.  </w:t>
       </w:r>
       <w:r>
         <w:rPr>
           <w:rFonts w:ascii="Arial" w:hAnsi="Arial"/>
-          <w:color w:val="333333"/>
           <w:sz w:val="20"/>
         </w:rPr>
         <w:t>Add a click event listener on #nextBtn to advance the card index cyclically and invoke loadCard().</w:t>
@@ -771,8 +782,8 @@
     </w:p>
     <w:p>
       <w:pPr>
-        <w:spacing w:before="40" w:after="60" w:line="276" w:lineRule="auto"/>
-        <w:ind w:left="360"/>
+        <w:spacing w:before="40" w:after="40" w:line="276" w:lineRule="auto"/>
+        <w:ind w:left="288"/>
       </w:pPr>
       <w:r>
         <w:rPr>
@@ -780,12 +791,11 @@
           <w:b/>
           <w:sz w:val="20"/>
         </w:rPr>
-        <w:t xml:space="preserve">12. </w:t>
+        <w:t xml:space="preserve">12.  </w:t>
       </w:r>
       <w:r>
         <w:rPr>
           <w:rFonts w:ascii="Arial" w:hAnsi="Arial"/>
-          <w:color w:val="333333"/>
           <w:sz w:val="20"/>
         </w:rPr>
         <w:t>Open the page in Google Chrome and verify card flipping and question progression.</w:t>
@@ -793,9 +803,9 @@
     </w:p>
     <w:p>
       <w:pPr>
-        <w:spacing w:before="120" w:after="120"/>
+        <w:spacing w:before="80" w:after="80"/>
         <w:pBdr>
-          <w:bottom w:val="single" w:sz="6" w:space="1" w:color="D0D0D0"/>
+          <w:bottom w:val="single" w:sz="6" w:space="1" w:color="CCCCCC"/>
         </w:pBdr>
       </w:pPr>
     </w:p>
@@ -807,13 +817,13 @@
     <w:p>
       <w:pPr>
         <w:keepNext/>
-        <w:spacing w:before="240" w:after="80"/>
+        <w:spacing w:before="160" w:after="60"/>
       </w:pPr>
       <w:r>
         <w:rPr>
           <w:rFonts w:ascii="Arial" w:hAnsi="Arial"/>
           <w:b/>
-          <w:color w:val="111111"/>
+          <w:color w:val="000000"/>
           <w:sz w:val="26"/>
         </w:rPr>
         <w:t>6. PROGRAM</w:t>
@@ -822,14 +832,14 @@
     <w:p>
       <w:pPr>
         <w:keepNext/>
-        <w:spacing w:before="160" w:after="60"/>
+        <w:spacing w:before="120" w:after="60"/>
       </w:pPr>
       <w:r>
         <w:rPr>
           <w:rFonts w:ascii="Arial" w:hAnsi="Arial"/>
           <w:b/>
           <w:i/>
-          <w:color w:val="222222"/>
+          <w:color w:val="111111"/>
           <w:sz w:val="20"/>
         </w:rPr>
         <w:t>index.html - Part 1 (Lines 1-52)</w:t>
@@ -851,10 +861,10 @@
             <w:tcW w:type="dxa" w:w="9792"/>
             <w:shd w:fill="1E1E1E"/>
             <w:tcMar>
-              <w:top w:w="140" w:type="dxa"/>
-              <w:bottom w:w="140" w:type="dxa"/>
-              <w:left w:w="180" w:type="dxa"/>
-              <w:right w:w="180" w:type="dxa"/>
+              <w:top w:w="120" w:type="dxa"/>
+              <w:bottom w:w="120" w:type="dxa"/>
+              <w:left w:w="150" w:type="dxa"/>
+              <w:right w:w="150" w:type="dxa"/>
             </w:tcMar>
           </w:tcPr>
           <w:p>
@@ -973,14 +983,14 @@
     <w:p>
       <w:pPr>
         <w:keepNext/>
-        <w:spacing w:before="160" w:after="60"/>
+        <w:spacing w:before="120" w:after="60"/>
       </w:pPr>
       <w:r>
         <w:rPr>
           <w:rFonts w:ascii="Arial" w:hAnsi="Arial"/>
           <w:b/>
           <w:i/>
-          <w:color w:val="222222"/>
+          <w:color w:val="111111"/>
           <w:sz w:val="20"/>
         </w:rPr>
         <w:t>index.html - Part 2 (Lines 53-106)</w:t>
@@ -1002,10 +1012,10 @@
             <w:tcW w:type="dxa" w:w="9792"/>
             <w:shd w:fill="1E1E1E"/>
             <w:tcMar>
-              <w:top w:w="140" w:type="dxa"/>
-              <w:bottom w:w="140" w:type="dxa"/>
-              <w:left w:w="180" w:type="dxa"/>
-              <w:right w:w="180" w:type="dxa"/>
+              <w:top w:w="120" w:type="dxa"/>
+              <w:bottom w:w="120" w:type="dxa"/>
+              <w:left w:w="150" w:type="dxa"/>
+              <w:right w:w="150" w:type="dxa"/>
             </w:tcMar>
           </w:tcPr>
           <w:p>
@@ -1125,14 +1135,14 @@
     <w:p>
       <w:pPr>
         <w:keepNext/>
-        <w:spacing w:before="160" w:after="60"/>
+        <w:spacing w:before="120" w:after="60"/>
       </w:pPr>
       <w:r>
         <w:rPr>
           <w:rFonts w:ascii="Arial" w:hAnsi="Arial"/>
           <w:b/>
           <w:i/>
-          <w:color w:val="222222"/>
+          <w:color w:val="111111"/>
           <w:sz w:val="20"/>
         </w:rPr>
         <w:t>script.js (Lines 1-52)</w:t>
@@ -1154,10 +1164,10 @@
             <w:tcW w:type="dxa" w:w="9792"/>
             <w:shd w:fill="1E1E1E"/>
             <w:tcMar>
-              <w:top w:w="140" w:type="dxa"/>
-              <w:bottom w:w="140" w:type="dxa"/>
-              <w:left w:w="180" w:type="dxa"/>
-              <w:right w:w="180" w:type="dxa"/>
+              <w:top w:w="120" w:type="dxa"/>
+              <w:bottom w:w="120" w:type="dxa"/>
+              <w:left w:w="150" w:type="dxa"/>
+              <w:right w:w="150" w:type="dxa"/>
             </w:tcMar>
           </w:tcPr>
           <w:p>
@@ -1274,9 +1284,9 @@
     </w:tbl>
     <w:p>
       <w:pPr>
-        <w:spacing w:before="120" w:after="120"/>
+        <w:spacing w:before="80" w:after="80"/>
         <w:pBdr>
-          <w:bottom w:val="single" w:sz="6" w:space="1" w:color="D0D0D0"/>
+          <w:bottom w:val="single" w:sz="6" w:space="1" w:color="CCCCCC"/>
         </w:pBdr>
       </w:pPr>
     </w:p>
@@ -1288,13 +1298,13 @@
     <w:p>
       <w:pPr>
         <w:keepNext/>
-        <w:spacing w:before="240" w:after="80"/>
+        <w:spacing w:before="160" w:after="60"/>
       </w:pPr>
       <w:r>
         <w:rPr>
           <w:rFonts w:ascii="Arial" w:hAnsi="Arial"/>
           <w:b/>
-          <w:color w:val="111111"/>
+          <w:color w:val="000000"/>
           <w:sz w:val="26"/>
         </w:rPr>
         <w:t>7. CODE EXPLANATION</w:t>
@@ -1325,10 +1335,10 @@
             <w:tcW w:type="dxa" w:w="3168"/>
             <w:shd w:fill="F2F2F2"/>
             <w:tcMar>
-              <w:top w:w="100" w:type="dxa"/>
-              <w:bottom w:w="100" w:type="dxa"/>
-              <w:left w:w="120" w:type="dxa"/>
-              <w:right w:w="120" w:type="dxa"/>
+              <w:top w:w="80" w:type="dxa"/>
+              <w:bottom w:w="80" w:type="dxa"/>
+              <w:left w:w="100" w:type="dxa"/>
+              <w:right w:w="100" w:type="dxa"/>
             </w:tcMar>
           </w:tcPr>
           <w:p>
@@ -1336,7 +1346,6 @@
               <w:rPr>
                 <w:rFonts w:ascii="Arial" w:hAnsi="Arial"/>
                 <w:b/>
-                <w:color w:val="111111"/>
                 <w:sz w:val="19"/>
               </w:rPr>
               <w:t>Method / Property</w:t>
@@ -1348,10 +1357,10 @@
             <w:tcW w:type="dxa" w:w="6624"/>
             <w:shd w:fill="F2F2F2"/>
             <w:tcMar>
-              <w:top w:w="100" w:type="dxa"/>
-              <w:bottom w:w="100" w:type="dxa"/>
-              <w:left w:w="120" w:type="dxa"/>
-              <w:right w:w="120" w:type="dxa"/>
+              <w:top w:w="80" w:type="dxa"/>
+              <w:bottom w:w="80" w:type="dxa"/>
+              <w:left w:w="100" w:type="dxa"/>
+              <w:right w:w="100" w:type="dxa"/>
             </w:tcMar>
           </w:tcPr>
           <w:p>
@@ -1359,7 +1368,6 @@
               <w:rPr>
                 <w:rFonts w:ascii="Arial" w:hAnsi="Arial"/>
                 <w:b/>
-                <w:color w:val="111111"/>
                 <w:sz w:val="19"/>
               </w:rPr>
               <w:t>Explanation</w:t>
@@ -1372,17 +1380,18 @@
           <w:tcPr>
             <w:tcW w:type="dxa" w:w="3168"/>
             <w:tcMar>
-              <w:top w:w="80" w:type="dxa"/>
-              <w:bottom w:w="80" w:type="dxa"/>
-              <w:left w:w="120" w:type="dxa"/>
-              <w:right w:w="120" w:type="dxa"/>
+              <w:top w:w="60" w:type="dxa"/>
+              <w:bottom w:w="60" w:type="dxa"/>
+              <w:left w:w="100" w:type="dxa"/>
+              <w:right w:w="100" w:type="dxa"/>
             </w:tcMar>
           </w:tcPr>
           <w:p>
             <w:r>
               <w:rPr>
-                <w:rFonts w:ascii="Arial" w:hAnsi="Arial"/>
-                <w:color w:val="333333"/>
+                <w:rFonts w:ascii="Consolas" w:hAnsi="Consolas"/>
+                <w:b/>
+                <w:color w:val="1F4E79"/>
                 <w:sz w:val="18"/>
               </w:rPr>
               <w:t>document.getElementById(id)</w:t>
@@ -1393,17 +1402,16 @@
           <w:tcPr>
             <w:tcW w:type="dxa" w:w="6624"/>
             <w:tcMar>
-              <w:top w:w="80" w:type="dxa"/>
-              <w:bottom w:w="80" w:type="dxa"/>
-              <w:left w:w="120" w:type="dxa"/>
-              <w:right w:w="120" w:type="dxa"/>
+              <w:top w:w="60" w:type="dxa"/>
+              <w:bottom w:w="60" w:type="dxa"/>
+              <w:left w:w="100" w:type="dxa"/>
+              <w:right w:w="100" w:type="dxa"/>
             </w:tcMar>
           </w:tcPr>
           <w:p>
             <w:r>
               <w:rPr>
                 <w:rFonts w:ascii="Arial" w:hAnsi="Arial"/>
-                <w:color w:val="333333"/>
                 <w:sz w:val="18"/>
               </w:rPr>
               <w:t>Returns a reference to the DOM element with the specified ID attribute.</w:t>
@@ -1416,17 +1424,18 @@
           <w:tcPr>
             <w:tcW w:type="dxa" w:w="3168"/>
             <w:tcMar>
-              <w:top w:w="80" w:type="dxa"/>
-              <w:bottom w:w="80" w:type="dxa"/>
-              <w:left w:w="120" w:type="dxa"/>
-              <w:right w:w="120" w:type="dxa"/>
+              <w:top w:w="60" w:type="dxa"/>
+              <w:bottom w:w="60" w:type="dxa"/>
+              <w:left w:w="100" w:type="dxa"/>
+              <w:right w:w="100" w:type="dxa"/>
             </w:tcMar>
           </w:tcPr>
           <w:p>
             <w:r>
               <w:rPr>
-                <w:rFonts w:ascii="Arial" w:hAnsi="Arial"/>
-                <w:color w:val="333333"/>
+                <w:rFonts w:ascii="Consolas" w:hAnsi="Consolas"/>
+                <w:b/>
+                <w:color w:val="1F4E79"/>
                 <w:sz w:val="18"/>
               </w:rPr>
               <w:t>addEventListener(event, fn)</w:t>
@@ -1437,17 +1446,16 @@
           <w:tcPr>
             <w:tcW w:type="dxa" w:w="6624"/>
             <w:tcMar>
-              <w:top w:w="80" w:type="dxa"/>
-              <w:bottom w:w="80" w:type="dxa"/>
-              <w:left w:w="120" w:type="dxa"/>
-              <w:right w:w="120" w:type="dxa"/>
+              <w:top w:w="60" w:type="dxa"/>
+              <w:bottom w:w="60" w:type="dxa"/>
+              <w:left w:w="100" w:type="dxa"/>
+              <w:right w:w="100" w:type="dxa"/>
             </w:tcMar>
           </w:tcPr>
           <w:p>
             <w:r>
               <w:rPr>
                 <w:rFonts w:ascii="Arial" w:hAnsi="Arial"/>
-                <w:color w:val="333333"/>
                 <w:sz w:val="18"/>
               </w:rPr>
               <w:t>Attaches an event handler function to handle user click events.</w:t>
@@ -1460,17 +1468,18 @@
           <w:tcPr>
             <w:tcW w:type="dxa" w:w="3168"/>
             <w:tcMar>
-              <w:top w:w="80" w:type="dxa"/>
-              <w:bottom w:w="80" w:type="dxa"/>
-              <w:left w:w="120" w:type="dxa"/>
-              <w:right w:w="120" w:type="dxa"/>
+              <w:top w:w="60" w:type="dxa"/>
+              <w:bottom w:w="60" w:type="dxa"/>
+              <w:left w:w="100" w:type="dxa"/>
+              <w:right w:w="100" w:type="dxa"/>
             </w:tcMar>
           </w:tcPr>
           <w:p>
             <w:r>
               <w:rPr>
-                <w:rFonts w:ascii="Arial" w:hAnsi="Arial"/>
-                <w:color w:val="333333"/>
+                <w:rFonts w:ascii="Consolas" w:hAnsi="Consolas"/>
+                <w:b/>
+                <w:color w:val="1F4E79"/>
                 <w:sz w:val="18"/>
               </w:rPr>
               <w:t>textContent</w:t>
@@ -1481,17 +1490,16 @@
           <w:tcPr>
             <w:tcW w:type="dxa" w:w="6624"/>
             <w:tcMar>
-              <w:top w:w="80" w:type="dxa"/>
-              <w:bottom w:w="80" w:type="dxa"/>
-              <w:left w:w="120" w:type="dxa"/>
-              <w:right w:w="120" w:type="dxa"/>
+              <w:top w:w="60" w:type="dxa"/>
+              <w:bottom w:w="60" w:type="dxa"/>
+              <w:left w:w="100" w:type="dxa"/>
+              <w:right w:w="100" w:type="dxa"/>
             </w:tcMar>
           </w:tcPr>
           <w:p>
             <w:r>
               <w:rPr>
                 <w:rFonts w:ascii="Arial" w:hAnsi="Arial"/>
-                <w:color w:val="333333"/>
                 <w:sz w:val="18"/>
               </w:rPr>
               <w:t>Property used to get or update the text content of a DOM node.</w:t>
@@ -1504,17 +1512,18 @@
           <w:tcPr>
             <w:tcW w:type="dxa" w:w="3168"/>
             <w:tcMar>
-              <w:top w:w="80" w:type="dxa"/>
-              <w:bottom w:w="80" w:type="dxa"/>
-              <w:left w:w="120" w:type="dxa"/>
-              <w:right w:w="120" w:type="dxa"/>
+              <w:top w:w="60" w:type="dxa"/>
+              <w:bottom w:w="60" w:type="dxa"/>
+              <w:left w:w="100" w:type="dxa"/>
+              <w:right w:w="100" w:type="dxa"/>
             </w:tcMar>
           </w:tcPr>
           <w:p>
             <w:r>
               <w:rPr>
-                <w:rFonts w:ascii="Arial" w:hAnsi="Arial"/>
-                <w:color w:val="333333"/>
+                <w:rFonts w:ascii="Consolas" w:hAnsi="Consolas"/>
+                <w:b/>
+                <w:color w:val="1F4E79"/>
                 <w:sz w:val="18"/>
               </w:rPr>
               <w:t>classList.add(cls)</w:t>
@@ -1525,17 +1534,16 @@
           <w:tcPr>
             <w:tcW w:type="dxa" w:w="6624"/>
             <w:tcMar>
-              <w:top w:w="80" w:type="dxa"/>
-              <w:bottom w:w="80" w:type="dxa"/>
-              <w:left w:w="120" w:type="dxa"/>
-              <w:right w:w="120" w:type="dxa"/>
+              <w:top w:w="60" w:type="dxa"/>
+              <w:bottom w:w="60" w:type="dxa"/>
+              <w:left w:w="100" w:type="dxa"/>
+              <w:right w:w="100" w:type="dxa"/>
             </w:tcMar>
           </w:tcPr>
           <w:p>
             <w:r>
               <w:rPr>
                 <w:rFonts w:ascii="Arial" w:hAnsi="Arial"/>
-                <w:color w:val="333333"/>
                 <w:sz w:val="18"/>
               </w:rPr>
               <w:t>Adds a CSS class to the element's class list, triggering style changes.</w:t>
@@ -1548,17 +1556,18 @@
           <w:tcPr>
             <w:tcW w:type="dxa" w:w="3168"/>
             <w:tcMar>
-              <w:top w:w="80" w:type="dxa"/>
-              <w:bottom w:w="80" w:type="dxa"/>
-              <w:left w:w="120" w:type="dxa"/>
-              <w:right w:w="120" w:type="dxa"/>
+              <w:top w:w="60" w:type="dxa"/>
+              <w:bottom w:w="60" w:type="dxa"/>
+              <w:left w:w="100" w:type="dxa"/>
+              <w:right w:w="100" w:type="dxa"/>
             </w:tcMar>
           </w:tcPr>
           <w:p>
             <w:r>
               <w:rPr>
-                <w:rFonts w:ascii="Arial" w:hAnsi="Arial"/>
-                <w:color w:val="333333"/>
+                <w:rFonts w:ascii="Consolas" w:hAnsi="Consolas"/>
+                <w:b/>
+                <w:color w:val="1F4E79"/>
                 <w:sz w:val="18"/>
               </w:rPr>
               <w:t>classList.remove(cls)</w:t>
@@ -1569,17 +1578,16 @@
           <w:tcPr>
             <w:tcW w:type="dxa" w:w="6624"/>
             <w:tcMar>
-              <w:top w:w="80" w:type="dxa"/>
-              <w:bottom w:w="80" w:type="dxa"/>
-              <w:left w:w="120" w:type="dxa"/>
-              <w:right w:w="120" w:type="dxa"/>
+              <w:top w:w="60" w:type="dxa"/>
+              <w:bottom w:w="60" w:type="dxa"/>
+              <w:left w:w="100" w:type="dxa"/>
+              <w:right w:w="100" w:type="dxa"/>
             </w:tcMar>
           </w:tcPr>
           <w:p>
             <w:r>
               <w:rPr>
                 <w:rFonts w:ascii="Arial" w:hAnsi="Arial"/>
-                <w:color w:val="333333"/>
                 <w:sz w:val="18"/>
               </w:rPr>
               <w:t>Removes a CSS class from an element to revert to base styles.</w:t>
@@ -1592,17 +1600,18 @@
           <w:tcPr>
             <w:tcW w:type="dxa" w:w="3168"/>
             <w:tcMar>
-              <w:top w:w="80" w:type="dxa"/>
-              <w:bottom w:w="80" w:type="dxa"/>
-              <w:left w:w="120" w:type="dxa"/>
-              <w:right w:w="120" w:type="dxa"/>
+              <w:top w:w="60" w:type="dxa"/>
+              <w:bottom w:w="60" w:type="dxa"/>
+              <w:left w:w="100" w:type="dxa"/>
+              <w:right w:w="100" w:type="dxa"/>
             </w:tcMar>
           </w:tcPr>
           <w:p>
             <w:r>
               <w:rPr>
-                <w:rFonts w:ascii="Arial" w:hAnsi="Arial"/>
-                <w:color w:val="333333"/>
+                <w:rFonts w:ascii="Consolas" w:hAnsi="Consolas"/>
+                <w:b/>
+                <w:color w:val="1F4E79"/>
                 <w:sz w:val="18"/>
               </w:rPr>
               <w:t>Array of Objects</w:t>
@@ -1613,17 +1622,16 @@
           <w:tcPr>
             <w:tcW w:type="dxa" w:w="6624"/>
             <w:tcMar>
-              <w:top w:w="80" w:type="dxa"/>
-              <w:bottom w:w="80" w:type="dxa"/>
-              <w:left w:w="120" w:type="dxa"/>
-              <w:right w:w="120" w:type="dxa"/>
+              <w:top w:w="60" w:type="dxa"/>
+              <w:bottom w:w="60" w:type="dxa"/>
+              <w:left w:w="100" w:type="dxa"/>
+              <w:right w:w="100" w:type="dxa"/>
             </w:tcMar>
           </w:tcPr>
           <w:p>
             <w:r>
               <w:rPr>
                 <w:rFonts w:ascii="Arial" w:hAnsi="Arial"/>
-                <w:color w:val="333333"/>
                 <w:sz w:val="18"/>
               </w:rPr>
               <w:t>Stores flashcards as structured data ({ question: "...", answer: "..." }).</w:t>
@@ -1631,214 +1639,33 @@
           </w:p>
         </w:tc>
       </w:tr>
-      <w:tr>
-        <w:tc>
-          <w:tcPr>
-            <w:tcW w:type="dxa" w:w="3168"/>
-            <w:tcMar>
-              <w:top w:w="80" w:type="dxa"/>
-              <w:bottom w:w="80" w:type="dxa"/>
-              <w:left w:w="120" w:type="dxa"/>
-              <w:right w:w="120" w:type="dxa"/>
-            </w:tcMar>
-          </w:tcPr>
-          <w:p>
-            <w:r>
-              <w:rPr>
-                <w:rFonts w:ascii="Arial" w:hAnsi="Arial"/>
-                <w:color w:val="333333"/>
-                <w:sz w:val="18"/>
-              </w:rPr>
-              <w:t>Modulo Operator (%)</w:t>
-            </w:r>
-          </w:p>
-        </w:tc>
-        <w:tc>
-          <w:tcPr>
-            <w:tcW w:type="dxa" w:w="6624"/>
-            <w:tcMar>
-              <w:top w:w="80" w:type="dxa"/>
-              <w:bottom w:w="80" w:type="dxa"/>
-              <w:left w:w="120" w:type="dxa"/>
-              <w:right w:w="120" w:type="dxa"/>
-            </w:tcMar>
-          </w:tcPr>
-          <w:p>
-            <w:r>
-              <w:rPr>
-                <w:rFonts w:ascii="Arial" w:hAnsi="Arial"/>
-                <w:color w:val="333333"/>
-                <w:sz w:val="18"/>
-              </w:rPr>
-              <w:t>Wraps the question index back to 0 when reaching the end of the array.</w:t>
-            </w:r>
-          </w:p>
-        </w:tc>
-      </w:tr>
-      <w:tr>
-        <w:tc>
-          <w:tcPr>
-            <w:tcW w:type="dxa" w:w="3168"/>
-            <w:tcMar>
-              <w:top w:w="80" w:type="dxa"/>
-              <w:bottom w:w="80" w:type="dxa"/>
-              <w:left w:w="120" w:type="dxa"/>
-              <w:right w:w="120" w:type="dxa"/>
-            </w:tcMar>
-          </w:tcPr>
-          <w:p>
-            <w:r>
-              <w:rPr>
-                <w:rFonts w:ascii="Arial" w:hAnsi="Arial"/>
-                <w:color w:val="333333"/>
-                <w:sz w:val="18"/>
-              </w:rPr>
-              <w:t>transition: transform, bg</w:t>
-            </w:r>
-          </w:p>
-        </w:tc>
-        <w:tc>
-          <w:tcPr>
-            <w:tcW w:type="dxa" w:w="6624"/>
-            <w:tcMar>
-              <w:top w:w="80" w:type="dxa"/>
-              <w:bottom w:w="80" w:type="dxa"/>
-              <w:left w:w="120" w:type="dxa"/>
-              <w:right w:w="120" w:type="dxa"/>
-            </w:tcMar>
-          </w:tcPr>
-          <w:p>
-            <w:r>
-              <w:rPr>
-                <w:rFonts w:ascii="Arial" w:hAnsi="Arial"/>
-                <w:color w:val="333333"/>
-                <w:sz w:val="18"/>
-              </w:rPr>
-              <w:t>CSS transition property enabling smooth state change animations.</w:t>
-            </w:r>
-          </w:p>
-        </w:tc>
-      </w:tr>
-      <w:tr>
-        <w:tc>
-          <w:tcPr>
-            <w:tcW w:type="dxa" w:w="3168"/>
-            <w:tcMar>
-              <w:top w:w="80" w:type="dxa"/>
-              <w:bottom w:w="80" w:type="dxa"/>
-              <w:left w:w="120" w:type="dxa"/>
-              <w:right w:w="120" w:type="dxa"/>
-            </w:tcMar>
-          </w:tcPr>
-          <w:p>
-            <w:r>
-              <w:rPr>
-                <w:rFonts w:ascii="Arial" w:hAnsi="Arial"/>
-                <w:color w:val="333333"/>
-                <w:sz w:val="18"/>
-              </w:rPr>
-              <w:t>:hover transform</w:t>
-            </w:r>
-          </w:p>
-        </w:tc>
-        <w:tc>
-          <w:tcPr>
-            <w:tcW w:type="dxa" w:w="6624"/>
-            <w:tcMar>
-              <w:top w:w="80" w:type="dxa"/>
-              <w:bottom w:w="80" w:type="dxa"/>
-              <w:left w:w="120" w:type="dxa"/>
-              <w:right w:w="120" w:type="dxa"/>
-            </w:tcMar>
-          </w:tcPr>
-          <w:p>
-            <w:r>
-              <w:rPr>
-                <w:rFonts w:ascii="Arial" w:hAnsi="Arial"/>
-                <w:color w:val="333333"/>
-                <w:sz w:val="18"/>
-              </w:rPr>
-              <w:t>CSS hover effect elevating the card slightly (-3px) on mouse over.</w:t>
-            </w:r>
-          </w:p>
-        </w:tc>
-      </w:tr>
-      <w:tr>
-        <w:tc>
-          <w:tcPr>
-            <w:tcW w:type="dxa" w:w="3168"/>
-            <w:tcMar>
-              <w:top w:w="80" w:type="dxa"/>
-              <w:bottom w:w="80" w:type="dxa"/>
-              <w:left w:w="120" w:type="dxa"/>
-              <w:right w:w="120" w:type="dxa"/>
-            </w:tcMar>
-          </w:tcPr>
-          <w:p>
-            <w:r>
-              <w:rPr>
-                <w:rFonts w:ascii="Arial" w:hAnsi="Arial"/>
-                <w:color w:val="333333"/>
-                <w:sz w:val="18"/>
-              </w:rPr>
-              <w:t>&lt;script src="..."&gt;</w:t>
-            </w:r>
-          </w:p>
-        </w:tc>
-        <w:tc>
-          <w:tcPr>
-            <w:tcW w:type="dxa" w:w="6624"/>
-            <w:tcMar>
-              <w:top w:w="80" w:type="dxa"/>
-              <w:bottom w:w="80" w:type="dxa"/>
-              <w:left w:w="120" w:type="dxa"/>
-              <w:right w:w="120" w:type="dxa"/>
-            </w:tcMar>
-          </w:tcPr>
-          <w:p>
-            <w:r>
-              <w:rPr>
-                <w:rFonts w:ascii="Arial" w:hAnsi="Arial"/>
-                <w:color w:val="333333"/>
-                <w:sz w:val="18"/>
-              </w:rPr>
-              <w:t>HTML tag importing and executing the external JavaScript file.</w:t>
-            </w:r>
-          </w:p>
-        </w:tc>
-      </w:tr>
     </w:tbl>
     <w:p>
       <w:pPr>
-        <w:spacing w:after="80"/>
-      </w:pPr>
-    </w:p>
-    <w:p>
-      <w:pPr>
-        <w:spacing w:before="120" w:after="120"/>
+        <w:spacing w:before="80" w:after="80"/>
         <w:pBdr>
-          <w:bottom w:val="single" w:sz="6" w:space="1" w:color="D0D0D0"/>
+          <w:bottom w:val="single" w:sz="6" w:space="1" w:color="CCCCCC"/>
         </w:pBdr>
       </w:pPr>
     </w:p>
     <w:p>
       <w:pPr>
         <w:keepNext/>
-        <w:spacing w:before="240" w:after="80"/>
+        <w:spacing w:before="160" w:after="60"/>
       </w:pPr>
       <w:r>
         <w:rPr>
           <w:rFonts w:ascii="Arial" w:hAnsi="Arial"/>
           <w:b/>
-          <w:color w:val="111111"/>
+          <w:color w:val="000000"/>
           <w:sz w:val="26"/>
         </w:rPr>
-        <w:t>8. TEST CASES AND EXECUTION DATA</w:t>
+        <w:t>8. TEST CASES AND EXECUTION DATA (WITH RELEVANT SCREENSHOTS)</w:t>
       </w:r>
     </w:p>
     <w:p>
       <w:pPr>
-        <w:spacing w:before="40" w:after="80" w:line="276" w:lineRule="auto"/>
+        <w:spacing w:before="40" w:after="60" w:line="276" w:lineRule="auto"/>
       </w:pPr>
       <w:r>
         <w:rPr>
@@ -1846,7 +1673,7 @@
           <w:color w:val="333333"/>
           <w:sz w:val="20"/>
         </w:rPr>
-        <w:t>The following test suite was executed manually in Google Chrome to verify dynamic card interactions and event handling:</w:t>
+        <w:t>The test suite below documents verified execution in Chrome, including 1 negative test case demonstrating an animation boundary condition:</w:t>
       </w:r>
     </w:p>
     <w:tbl>
@@ -1865,22 +1692,23 @@
         </w:tblBorders>
       </w:tblPr>
       <w:tblGrid>
-        <w:gridCol w:w="2016"/>
-        <w:gridCol w:w="2016"/>
-        <w:gridCol w:w="2016"/>
-        <w:gridCol w:w="2016"/>
-        <w:gridCol w:w="2016"/>
+        <w:gridCol w:w="1680"/>
+        <w:gridCol w:w="1680"/>
+        <w:gridCol w:w="1680"/>
+        <w:gridCol w:w="1680"/>
+        <w:gridCol w:w="1680"/>
+        <w:gridCol w:w="1680"/>
       </w:tblGrid>
       <w:tr>
         <w:tc>
           <w:tcPr>
-            <w:tcW w:type="dxa" w:w="1152"/>
+            <w:tcW w:type="dxa" w:w="864"/>
             <w:shd w:fill="F2F2F2"/>
             <w:tcMar>
-              <w:top w:w="100" w:type="dxa"/>
-              <w:bottom w:w="100" w:type="dxa"/>
-              <w:left w:w="120" w:type="dxa"/>
-              <w:right w:w="120" w:type="dxa"/>
+              <w:top w:w="80" w:type="dxa"/>
+              <w:bottom w:w="80" w:type="dxa"/>
+              <w:left w:w="80" w:type="dxa"/>
+              <w:right w:w="80" w:type="dxa"/>
             </w:tcMar>
           </w:tcPr>
           <w:p>
@@ -1888,8 +1716,7 @@
               <w:rPr>
                 <w:rFonts w:ascii="Arial" w:hAnsi="Arial"/>
                 <w:b/>
-                <w:color w:val="111111"/>
-                <w:sz w:val="19"/>
+                <w:sz w:val="17"/>
               </w:rPr>
               <w:t>TC ID</w:t>
             </w:r>
@@ -1897,13 +1724,13 @@
         </w:tc>
         <w:tc>
           <w:tcPr>
-            <w:tcW w:type="dxa" w:w="2304"/>
+            <w:tcW w:type="dxa" w:w="1584"/>
             <w:shd w:fill="F2F2F2"/>
             <w:tcMar>
-              <w:top w:w="100" w:type="dxa"/>
-              <w:bottom w:w="100" w:type="dxa"/>
-              <w:left w:w="120" w:type="dxa"/>
-              <w:right w:w="120" w:type="dxa"/>
+              <w:top w:w="80" w:type="dxa"/>
+              <w:bottom w:w="80" w:type="dxa"/>
+              <w:left w:w="80" w:type="dxa"/>
+              <w:right w:w="80" w:type="dxa"/>
             </w:tcMar>
           </w:tcPr>
           <w:p>
@@ -1911,8 +1738,7 @@
               <w:rPr>
                 <w:rFonts w:ascii="Arial" w:hAnsi="Arial"/>
                 <w:b/>
-                <w:color w:val="111111"/>
-                <w:sz w:val="19"/>
+                <w:sz w:val="17"/>
               </w:rPr>
               <w:t>Test Description</w:t>
             </w:r>
@@ -1920,13 +1746,13 @@
         </w:tc>
         <w:tc>
           <w:tcPr>
-            <w:tcW w:type="dxa" w:w="2592"/>
+            <w:tcW w:type="dxa" w:w="1584"/>
             <w:shd w:fill="F2F2F2"/>
             <w:tcMar>
-              <w:top w:w="100" w:type="dxa"/>
-              <w:bottom w:w="100" w:type="dxa"/>
-              <w:left w:w="120" w:type="dxa"/>
-              <w:right w:w="120" w:type="dxa"/>
+              <w:top w:w="80" w:type="dxa"/>
+              <w:bottom w:w="80" w:type="dxa"/>
+              <w:left w:w="80" w:type="dxa"/>
+              <w:right w:w="80" w:type="dxa"/>
             </w:tcMar>
           </w:tcPr>
           <w:p>
@@ -1934,10 +1760,31 @@
               <w:rPr>
                 <w:rFonts w:ascii="Arial" w:hAnsi="Arial"/>
                 <w:b/>
-                <w:color w:val="111111"/>
-                <w:sz w:val="19"/>
+                <w:sz w:val="17"/>
               </w:rPr>
               <w:t>Input / Action</w:t>
+            </w:r>
+          </w:p>
+        </w:tc>
+        <w:tc>
+          <w:tcPr>
+            <w:tcW w:type="dxa" w:w="2016"/>
+            <w:shd w:fill="F2F2F2"/>
+            <w:tcMar>
+              <w:top w:w="80" w:type="dxa"/>
+              <w:bottom w:w="80" w:type="dxa"/>
+              <w:left w:w="80" w:type="dxa"/>
+              <w:right w:w="80" w:type="dxa"/>
+            </w:tcMar>
+          </w:tcPr>
+          <w:p>
+            <w:r>
+              <w:rPr>
+                <w:rFonts w:ascii="Arial" w:hAnsi="Arial"/>
+                <w:b/>
+                <w:sz w:val="17"/>
+              </w:rPr>
+              <w:t>Expected Result</w:t>
             </w:r>
           </w:p>
         </w:tc>
@@ -1946,10 +1793,10 @@
             <w:tcW w:type="dxa" w:w="2880"/>
             <w:shd w:fill="F2F2F2"/>
             <w:tcMar>
-              <w:top w:w="100" w:type="dxa"/>
-              <w:bottom w:w="100" w:type="dxa"/>
-              <w:left w:w="120" w:type="dxa"/>
-              <w:right w:w="120" w:type="dxa"/>
+              <w:top w:w="80" w:type="dxa"/>
+              <w:bottom w:w="80" w:type="dxa"/>
+              <w:left w:w="80" w:type="dxa"/>
+              <w:right w:w="80" w:type="dxa"/>
             </w:tcMar>
           </w:tcPr>
           <w:p>
@@ -1957,10 +1804,9 @@
               <w:rPr>
                 <w:rFonts w:ascii="Arial" w:hAnsi="Arial"/>
                 <w:b/>
-                <w:color w:val="111111"/>
-                <w:sz w:val="19"/>
+                <w:sz w:val="17"/>
               </w:rPr>
-              <w:t>Expected Result</w:t>
+              <w:t>Relevant Execution Screenshot</w:t>
             </w:r>
           </w:p>
         </w:tc>
@@ -1969,10 +1815,10 @@
             <w:tcW w:type="dxa" w:w="864"/>
             <w:shd w:fill="F2F2F2"/>
             <w:tcMar>
-              <w:top w:w="100" w:type="dxa"/>
-              <w:bottom w:w="100" w:type="dxa"/>
-              <w:left w:w="120" w:type="dxa"/>
-              <w:right w:w="120" w:type="dxa"/>
+              <w:top w:w="80" w:type="dxa"/>
+              <w:bottom w:w="80" w:type="dxa"/>
+              <w:left w:w="80" w:type="dxa"/>
+              <w:right w:w="80" w:type="dxa"/>
             </w:tcMar>
           </w:tcPr>
           <w:p>
@@ -1980,8 +1826,7 @@
               <w:rPr>
                 <w:rFonts w:ascii="Arial" w:hAnsi="Arial"/>
                 <w:b/>
-                <w:color w:val="111111"/>
-                <w:sz w:val="19"/>
+                <w:sz w:val="17"/>
               </w:rPr>
               <w:t>Status</w:t>
             </w:r>
@@ -1991,20 +1836,20 @@
       <w:tr>
         <w:tc>
           <w:tcPr>
-            <w:tcW w:type="dxa" w:w="1152"/>
+            <w:tcW w:type="dxa" w:w="864"/>
             <w:tcMar>
-              <w:top w:w="80" w:type="dxa"/>
-              <w:bottom w:w="80" w:type="dxa"/>
-              <w:left w:w="120" w:type="dxa"/>
-              <w:right w:w="120" w:type="dxa"/>
+              <w:top w:w="60" w:type="dxa"/>
+              <w:bottom w:w="60" w:type="dxa"/>
+              <w:left w:w="80" w:type="dxa"/>
+              <w:right w:w="80" w:type="dxa"/>
             </w:tcMar>
           </w:tcPr>
           <w:p>
             <w:r>
               <w:rPr>
                 <w:rFonts w:ascii="Arial" w:hAnsi="Arial"/>
-                <w:color w:val="333333"/>
-                <w:sz w:val="18"/>
+                <w:b/>
+                <w:sz w:val="16"/>
               </w:rPr>
               <w:t>TC-01</w:t>
             </w:r>
@@ -2012,20 +1857,19 @@
         </w:tc>
         <w:tc>
           <w:tcPr>
-            <w:tcW w:type="dxa" w:w="2304"/>
+            <w:tcW w:type="dxa" w:w="1584"/>
             <w:tcMar>
-              <w:top w:w="80" w:type="dxa"/>
-              <w:bottom w:w="80" w:type="dxa"/>
-              <w:left w:w="120" w:type="dxa"/>
-              <w:right w:w="120" w:type="dxa"/>
+              <w:top w:w="60" w:type="dxa"/>
+              <w:bottom w:w="60" w:type="dxa"/>
+              <w:left w:w="80" w:type="dxa"/>
+              <w:right w:w="80" w:type="dxa"/>
             </w:tcMar>
           </w:tcPr>
           <w:p>
             <w:r>
               <w:rPr>
                 <w:rFonts w:ascii="Arial" w:hAnsi="Arial"/>
-                <w:color w:val="333333"/>
-                <w:sz w:val="18"/>
+                <w:sz w:val="16"/>
               </w:rPr>
               <w:t>Initial Card Load</w:t>
             </w:r>
@@ -2033,43 +1877,83 @@
         </w:tc>
         <w:tc>
           <w:tcPr>
-            <w:tcW w:type="dxa" w:w="2592"/>
+            <w:tcW w:type="dxa" w:w="1584"/>
             <w:tcMar>
-              <w:top w:w="80" w:type="dxa"/>
-              <w:bottom w:w="80" w:type="dxa"/>
-              <w:left w:w="120" w:type="dxa"/>
-              <w:right w:w="120" w:type="dxa"/>
+              <w:top w:w="60" w:type="dxa"/>
+              <w:bottom w:w="60" w:type="dxa"/>
+              <w:left w:w="80" w:type="dxa"/>
+              <w:right w:w="80" w:type="dxa"/>
             </w:tcMar>
           </w:tcPr>
           <w:p>
             <w:r>
               <w:rPr>
                 <w:rFonts w:ascii="Arial" w:hAnsi="Arial"/>
-                <w:color w:val="333333"/>
-                <w:sz w:val="18"/>
+                <w:sz w:val="16"/>
               </w:rPr>
-              <w:t>Open index.html in browser</w:t>
+              <w:t>Load application in browser</w:t>
+            </w:r>
+          </w:p>
+        </w:tc>
+        <w:tc>
+          <w:tcPr>
+            <w:tcW w:type="dxa" w:w="2016"/>
+            <w:tcMar>
+              <w:top w:w="60" w:type="dxa"/>
+              <w:bottom w:w="60" w:type="dxa"/>
+              <w:left w:w="80" w:type="dxa"/>
+              <w:right w:w="80" w:type="dxa"/>
+            </w:tcMar>
+          </w:tcPr>
+          <w:p>
+            <w:r>
+              <w:rPr>
+                <w:rFonts w:ascii="Arial" w:hAnsi="Arial"/>
+                <w:sz w:val="16"/>
+              </w:rPr>
+              <w:t>Question label and text rendered on front face</w:t>
             </w:r>
           </w:p>
         </w:tc>
         <w:tc>
           <w:tcPr>
             <w:tcW w:type="dxa" w:w="2880"/>
-            <w:tcMar>
-              <w:top w:w="80" w:type="dxa"/>
-              <w:bottom w:w="80" w:type="dxa"/>
-              <w:left w:w="120" w:type="dxa"/>
-              <w:right w:w="120" w:type="dxa"/>
-            </w:tcMar>
           </w:tcPr>
           <w:p>
+            <w:r/>
             <w:r>
-              <w:rPr>
-                <w:rFonts w:ascii="Arial" w:hAnsi="Arial"/>
-                <w:color w:val="333333"/>
-                <w:sz w:val="18"/>
-              </w:rPr>
-              <w:t>Card renders Question 1: 'What does HTML stand for?' with Question label</w:t>
+              <w:drawing>
+                <wp:inline xmlns:a="http://schemas.openxmlformats.org/drawingml/2006/main" xmlns:pic="http://schemas.openxmlformats.org/drawingml/2006/picture">
+                  <wp:extent cx="1691640" cy="968415"/>
+                  <wp:docPr id="1" name="Picture 1"/>
+                  <wp:cNvGraphicFramePr>
+                    <a:graphicFrameLocks noChangeAspect="1"/>
+                  </wp:cNvGraphicFramePr>
+                  <a:graphic>
+                    <a:graphicData uri="http://schemas.openxmlformats.org/drawingml/2006/picture">
+                      <pic:pic>
+                        <pic:nvPicPr>
+                          <pic:cNvPr id="0" name="exp4_tc1.png"/>
+                          <pic:cNvPicPr/>
+                        </pic:nvPicPr>
+                        <pic:blipFill>
+                          <a:blip r:embed="rId9"/>
+                          <a:stretch>
+                            <a:fillRect/>
+                          </a:stretch>
+                        </pic:blipFill>
+                        <pic:spPr>
+                          <a:xfrm>
+                            <a:off x="0" y="0"/>
+                            <a:ext cx="1691640" cy="968415"/>
+                          </a:xfrm>
+                          <a:prstGeom prst="rect"/>
+                        </pic:spPr>
+                      </pic:pic>
+                    </a:graphicData>
+                  </a:graphic>
+                </wp:inline>
+              </w:drawing>
             </w:r>
           </w:p>
         </w:tc>
@@ -2077,10 +1961,10 @@
           <w:tcPr>
             <w:tcW w:type="dxa" w:w="864"/>
             <w:tcMar>
-              <w:top w:w="80" w:type="dxa"/>
-              <w:bottom w:w="80" w:type="dxa"/>
-              <w:left w:w="120" w:type="dxa"/>
-              <w:right w:w="120" w:type="dxa"/>
+              <w:top w:w="60" w:type="dxa"/>
+              <w:bottom w:w="60" w:type="dxa"/>
+              <w:left w:w="80" w:type="dxa"/>
+              <w:right w:w="80" w:type="dxa"/>
             </w:tcMar>
           </w:tcPr>
           <w:p>
@@ -2089,7 +1973,7 @@
                 <w:rFonts w:ascii="Arial" w:hAnsi="Arial"/>
                 <w:b/>
                 <w:color w:val="1B5E20"/>
-                <w:sz w:val="18"/>
+                <w:sz w:val="16"/>
               </w:rPr>
               <w:t>Pass</w:t>
             </w:r>
@@ -2099,20 +1983,20 @@
       <w:tr>
         <w:tc>
           <w:tcPr>
-            <w:tcW w:type="dxa" w:w="1152"/>
+            <w:tcW w:type="dxa" w:w="864"/>
             <w:tcMar>
-              <w:top w:w="80" w:type="dxa"/>
-              <w:bottom w:w="80" w:type="dxa"/>
-              <w:left w:w="120" w:type="dxa"/>
-              <w:right w:w="120" w:type="dxa"/>
+              <w:top w:w="60" w:type="dxa"/>
+              <w:bottom w:w="60" w:type="dxa"/>
+              <w:left w:w="80" w:type="dxa"/>
+              <w:right w:w="80" w:type="dxa"/>
             </w:tcMar>
           </w:tcPr>
           <w:p>
             <w:r>
               <w:rPr>
                 <w:rFonts w:ascii="Arial" w:hAnsi="Arial"/>
-                <w:color w:val="333333"/>
-                <w:sz w:val="18"/>
+                <w:b/>
+                <w:sz w:val="16"/>
               </w:rPr>
               <w:t>TC-02</w:t>
             </w:r>
@@ -2120,20 +2004,19 @@
         </w:tc>
         <w:tc>
           <w:tcPr>
-            <w:tcW w:type="dxa" w:w="2304"/>
+            <w:tcW w:type="dxa" w:w="1584"/>
             <w:tcMar>
-              <w:top w:w="80" w:type="dxa"/>
-              <w:bottom w:w="80" w:type="dxa"/>
-              <w:left w:w="120" w:type="dxa"/>
-              <w:right w:w="120" w:type="dxa"/>
+              <w:top w:w="60" w:type="dxa"/>
+              <w:bottom w:w="60" w:type="dxa"/>
+              <w:left w:w="80" w:type="dxa"/>
+              <w:right w:w="80" w:type="dxa"/>
             </w:tcMar>
           </w:tcPr>
           <w:p>
             <w:r>
               <w:rPr>
                 <w:rFonts w:ascii="Arial" w:hAnsi="Arial"/>
-                <w:color w:val="333333"/>
-                <w:sz w:val="18"/>
+                <w:sz w:val="16"/>
               </w:rPr>
               <w:t>Card Click Flip to Answer</w:t>
             </w:r>
@@ -2141,43 +2024,83 @@
         </w:tc>
         <w:tc>
           <w:tcPr>
-            <w:tcW w:type="dxa" w:w="2592"/>
+            <w:tcW w:type="dxa" w:w="1584"/>
             <w:tcMar>
-              <w:top w:w="80" w:type="dxa"/>
-              <w:bottom w:w="80" w:type="dxa"/>
-              <w:left w:w="120" w:type="dxa"/>
-              <w:right w:w="120" w:type="dxa"/>
+              <w:top w:w="60" w:type="dxa"/>
+              <w:bottom w:w="60" w:type="dxa"/>
+              <w:left w:w="80" w:type="dxa"/>
+              <w:right w:w="80" w:type="dxa"/>
             </w:tcMar>
           </w:tcPr>
           <w:p>
             <w:r>
               <w:rPr>
                 <w:rFonts w:ascii="Arial" w:hAnsi="Arial"/>
-                <w:color w:val="333333"/>
-                <w:sz w:val="18"/>
+                <w:sz w:val="16"/>
               </w:rPr>
-              <w:t>Click on flashcard body</w:t>
+              <w:t>Click card container</w:t>
+            </w:r>
+          </w:p>
+        </w:tc>
+        <w:tc>
+          <w:tcPr>
+            <w:tcW w:type="dxa" w:w="2016"/>
+            <w:tcMar>
+              <w:top w:w="60" w:type="dxa"/>
+              <w:bottom w:w="60" w:type="dxa"/>
+              <w:left w:w="80" w:type="dxa"/>
+              <w:right w:w="80" w:type="dxa"/>
+            </w:tcMar>
+          </w:tcPr>
+          <w:p>
+            <w:r>
+              <w:rPr>
+                <w:rFonts w:ascii="Arial" w:hAnsi="Arial"/>
+                <w:sz w:val="16"/>
+              </w:rPr>
+              <w:t>Card flips and answer state revealed with green styling</w:t>
             </w:r>
           </w:p>
         </w:tc>
         <w:tc>
           <w:tcPr>
             <w:tcW w:type="dxa" w:w="2880"/>
-            <w:tcMar>
-              <w:top w:w="80" w:type="dxa"/>
-              <w:bottom w:w="80" w:type="dxa"/>
-              <w:left w:w="120" w:type="dxa"/>
-              <w:right w:w="120" w:type="dxa"/>
-            </w:tcMar>
           </w:tcPr>
           <w:p>
+            <w:r/>
             <w:r>
-              <w:rPr>
-                <w:rFonts w:ascii="Arial" w:hAnsi="Arial"/>
-                <w:color w:val="333333"/>
-                <w:sz w:val="18"/>
-              </w:rPr>
-              <w:t>Card label changes to 'Answer', displays answer text, and turns light green</w:t>
+              <w:drawing>
+                <wp:inline xmlns:a="http://schemas.openxmlformats.org/drawingml/2006/main" xmlns:pic="http://schemas.openxmlformats.org/drawingml/2006/picture">
+                  <wp:extent cx="1691640" cy="363912"/>
+                  <wp:docPr id="2" name="Picture 2"/>
+                  <wp:cNvGraphicFramePr>
+                    <a:graphicFrameLocks noChangeAspect="1"/>
+                  </wp:cNvGraphicFramePr>
+                  <a:graphic>
+                    <a:graphicData uri="http://schemas.openxmlformats.org/drawingml/2006/picture">
+                      <pic:pic>
+                        <pic:nvPicPr>
+                          <pic:cNvPr id="0" name="exp4_tc2.png"/>
+                          <pic:cNvPicPr/>
+                        </pic:nvPicPr>
+                        <pic:blipFill>
+                          <a:blip r:embed="rId10"/>
+                          <a:stretch>
+                            <a:fillRect/>
+                          </a:stretch>
+                        </pic:blipFill>
+                        <pic:spPr>
+                          <a:xfrm>
+                            <a:off x="0" y="0"/>
+                            <a:ext cx="1691640" cy="363912"/>
+                          </a:xfrm>
+                          <a:prstGeom prst="rect"/>
+                        </pic:spPr>
+                      </pic:pic>
+                    </a:graphicData>
+                  </a:graphic>
+                </wp:inline>
+              </w:drawing>
             </w:r>
           </w:p>
         </w:tc>
@@ -2185,10 +2108,10 @@
           <w:tcPr>
             <w:tcW w:type="dxa" w:w="864"/>
             <w:tcMar>
-              <w:top w:w="80" w:type="dxa"/>
-              <w:bottom w:w="80" w:type="dxa"/>
-              <w:left w:w="120" w:type="dxa"/>
-              <w:right w:w="120" w:type="dxa"/>
+              <w:top w:w="60" w:type="dxa"/>
+              <w:bottom w:w="60" w:type="dxa"/>
+              <w:left w:w="80" w:type="dxa"/>
+              <w:right w:w="80" w:type="dxa"/>
             </w:tcMar>
           </w:tcPr>
           <w:p>
@@ -2197,7 +2120,7 @@
                 <w:rFonts w:ascii="Arial" w:hAnsi="Arial"/>
                 <w:b/>
                 <w:color w:val="1B5E20"/>
-                <w:sz w:val="18"/>
+                <w:sz w:val="16"/>
               </w:rPr>
               <w:t>Pass</w:t>
             </w:r>
@@ -2207,20 +2130,20 @@
       <w:tr>
         <w:tc>
           <w:tcPr>
-            <w:tcW w:type="dxa" w:w="1152"/>
+            <w:tcW w:type="dxa" w:w="864"/>
             <w:tcMar>
-              <w:top w:w="80" w:type="dxa"/>
-              <w:bottom w:w="80" w:type="dxa"/>
-              <w:left w:w="120" w:type="dxa"/>
-              <w:right w:w="120" w:type="dxa"/>
+              <w:top w:w="60" w:type="dxa"/>
+              <w:bottom w:w="60" w:type="dxa"/>
+              <w:left w:w="80" w:type="dxa"/>
+              <w:right w:w="80" w:type="dxa"/>
             </w:tcMar>
           </w:tcPr>
           <w:p>
             <w:r>
               <w:rPr>
                 <w:rFonts w:ascii="Arial" w:hAnsi="Arial"/>
-                <w:color w:val="333333"/>
-                <w:sz w:val="18"/>
+                <w:b/>
+                <w:sz w:val="16"/>
               </w:rPr>
               <w:t>TC-03</w:t>
             </w:r>
@@ -2228,64 +2151,103 @@
         </w:tc>
         <w:tc>
           <w:tcPr>
-            <w:tcW w:type="dxa" w:w="2304"/>
+            <w:tcW w:type="dxa" w:w="1584"/>
             <w:tcMar>
-              <w:top w:w="80" w:type="dxa"/>
-              <w:bottom w:w="80" w:type="dxa"/>
-              <w:left w:w="120" w:type="dxa"/>
-              <w:right w:w="120" w:type="dxa"/>
+              <w:top w:w="60" w:type="dxa"/>
+              <w:bottom w:w="60" w:type="dxa"/>
+              <w:left w:w="80" w:type="dxa"/>
+              <w:right w:w="80" w:type="dxa"/>
             </w:tcMar>
           </w:tcPr>
           <w:p>
             <w:r>
               <w:rPr>
                 <w:rFonts w:ascii="Arial" w:hAnsi="Arial"/>
-                <w:color w:val="333333"/>
-                <w:sz w:val="18"/>
+                <w:sz w:val="16"/>
               </w:rPr>
-              <w:t>Card Click Flip to Question</w:t>
+              <w:t>Next Question Navigation</w:t>
             </w:r>
           </w:p>
         </w:tc>
         <w:tc>
           <w:tcPr>
-            <w:tcW w:type="dxa" w:w="2592"/>
+            <w:tcW w:type="dxa" w:w="1584"/>
             <w:tcMar>
-              <w:top w:w="80" w:type="dxa"/>
-              <w:bottom w:w="80" w:type="dxa"/>
-              <w:left w:w="120" w:type="dxa"/>
-              <w:right w:w="120" w:type="dxa"/>
+              <w:top w:w="60" w:type="dxa"/>
+              <w:bottom w:w="60" w:type="dxa"/>
+              <w:left w:w="80" w:type="dxa"/>
+              <w:right w:w="80" w:type="dxa"/>
             </w:tcMar>
           </w:tcPr>
           <w:p>
             <w:r>
               <w:rPr>
                 <w:rFonts w:ascii="Arial" w:hAnsi="Arial"/>
-                <w:color w:val="333333"/>
-                <w:sz w:val="18"/>
+                <w:sz w:val="16"/>
               </w:rPr>
-              <w:t>Click on revealed flashcard</w:t>
+              <w:t>Click 'Next Question' button</w:t>
+            </w:r>
+          </w:p>
+        </w:tc>
+        <w:tc>
+          <w:tcPr>
+            <w:tcW w:type="dxa" w:w="2016"/>
+            <w:tcMar>
+              <w:top w:w="60" w:type="dxa"/>
+              <w:bottom w:w="60" w:type="dxa"/>
+              <w:left w:w="80" w:type="dxa"/>
+              <w:right w:w="80" w:type="dxa"/>
+            </w:tcMar>
+          </w:tcPr>
+          <w:p>
+            <w:r>
+              <w:rPr>
+                <w:rFonts w:ascii="Arial" w:hAnsi="Arial"/>
+                <w:sz w:val="16"/>
+              </w:rPr>
+              <w:t>Next card loaded and answer state reset to question</w:t>
             </w:r>
           </w:p>
         </w:tc>
         <w:tc>
           <w:tcPr>
             <w:tcW w:type="dxa" w:w="2880"/>
-            <w:tcMar>
-              <w:top w:w="80" w:type="dxa"/>
-              <w:bottom w:w="80" w:type="dxa"/>
-              <w:left w:w="120" w:type="dxa"/>
-              <w:right w:w="120" w:type="dxa"/>
-            </w:tcMar>
           </w:tcPr>
           <w:p>
+            <w:r/>
             <w:r>
-              <w:rPr>
-                <w:rFonts w:ascii="Arial" w:hAnsi="Arial"/>
-                <w:color w:val="333333"/>
-                <w:sz w:val="18"/>
-              </w:rPr>
-              <w:t>Card flips back to Question text and label, removing green background</w:t>
+              <w:drawing>
+                <wp:inline xmlns:a="http://schemas.openxmlformats.org/drawingml/2006/main" xmlns:pic="http://schemas.openxmlformats.org/drawingml/2006/picture">
+                  <wp:extent cx="1691640" cy="962607"/>
+                  <wp:docPr id="3" name="Picture 3"/>
+                  <wp:cNvGraphicFramePr>
+                    <a:graphicFrameLocks noChangeAspect="1"/>
+                  </wp:cNvGraphicFramePr>
+                  <a:graphic>
+                    <a:graphicData uri="http://schemas.openxmlformats.org/drawingml/2006/picture">
+                      <pic:pic>
+                        <pic:nvPicPr>
+                          <pic:cNvPr id="0" name="exp4_tc3.png"/>
+                          <pic:cNvPicPr/>
+                        </pic:nvPicPr>
+                        <pic:blipFill>
+                          <a:blip r:embed="rId11"/>
+                          <a:stretch>
+                            <a:fillRect/>
+                          </a:stretch>
+                        </pic:blipFill>
+                        <pic:spPr>
+                          <a:xfrm>
+                            <a:off x="0" y="0"/>
+                            <a:ext cx="1691640" cy="962607"/>
+                          </a:xfrm>
+                          <a:prstGeom prst="rect"/>
+                        </pic:spPr>
+                      </pic:pic>
+                    </a:graphicData>
+                  </a:graphic>
+                </wp:inline>
+              </w:drawing>
             </w:r>
           </w:p>
         </w:tc>
@@ -2293,10 +2255,10 @@
           <w:tcPr>
             <w:tcW w:type="dxa" w:w="864"/>
             <w:tcMar>
-              <w:top w:w="80" w:type="dxa"/>
-              <w:bottom w:w="80" w:type="dxa"/>
-              <w:left w:w="120" w:type="dxa"/>
-              <w:right w:w="120" w:type="dxa"/>
+              <w:top w:w="60" w:type="dxa"/>
+              <w:bottom w:w="60" w:type="dxa"/>
+              <w:left w:w="80" w:type="dxa"/>
+              <w:right w:w="80" w:type="dxa"/>
             </w:tcMar>
           </w:tcPr>
           <w:p>
@@ -2305,7 +2267,7 @@
                 <w:rFonts w:ascii="Arial" w:hAnsi="Arial"/>
                 <w:b/>
                 <w:color w:val="1B5E20"/>
-                <w:sz w:val="18"/>
+                <w:sz w:val="16"/>
               </w:rPr>
               <w:t>Pass</w:t>
             </w:r>
@@ -2315,20 +2277,20 @@
       <w:tr>
         <w:tc>
           <w:tcPr>
-            <w:tcW w:type="dxa" w:w="1152"/>
+            <w:tcW w:type="dxa" w:w="864"/>
             <w:tcMar>
-              <w:top w:w="80" w:type="dxa"/>
-              <w:bottom w:w="80" w:type="dxa"/>
-              <w:left w:w="120" w:type="dxa"/>
-              <w:right w:w="120" w:type="dxa"/>
+              <w:top w:w="60" w:type="dxa"/>
+              <w:bottom w:w="60" w:type="dxa"/>
+              <w:left w:w="80" w:type="dxa"/>
+              <w:right w:w="80" w:type="dxa"/>
             </w:tcMar>
           </w:tcPr>
           <w:p>
             <w:r>
               <w:rPr>
                 <w:rFonts w:ascii="Arial" w:hAnsi="Arial"/>
-                <w:color w:val="333333"/>
-                <w:sz w:val="18"/>
+                <w:b/>
+                <w:sz w:val="16"/>
               </w:rPr>
               <w:t>TC-04</w:t>
             </w:r>
@@ -2336,64 +2298,103 @@
         </w:tc>
         <w:tc>
           <w:tcPr>
-            <w:tcW w:type="dxa" w:w="2304"/>
+            <w:tcW w:type="dxa" w:w="1584"/>
             <w:tcMar>
-              <w:top w:w="80" w:type="dxa"/>
-              <w:bottom w:w="80" w:type="dxa"/>
-              <w:left w:w="120" w:type="dxa"/>
-              <w:right w:w="120" w:type="dxa"/>
+              <w:top w:w="60" w:type="dxa"/>
+              <w:bottom w:w="60" w:type="dxa"/>
+              <w:left w:w="80" w:type="dxa"/>
+              <w:right w:w="80" w:type="dxa"/>
             </w:tcMar>
           </w:tcPr>
           <w:p>
             <w:r>
               <w:rPr>
                 <w:rFonts w:ascii="Arial" w:hAnsi="Arial"/>
-                <w:color w:val="333333"/>
-                <w:sz w:val="18"/>
+                <w:sz w:val="16"/>
               </w:rPr>
-              <w:t>Next Question Navigation</w:t>
+              <w:t>Circular Navigation Loop</w:t>
             </w:r>
           </w:p>
         </w:tc>
         <w:tc>
           <w:tcPr>
-            <w:tcW w:type="dxa" w:w="2592"/>
+            <w:tcW w:type="dxa" w:w="1584"/>
             <w:tcMar>
-              <w:top w:w="80" w:type="dxa"/>
-              <w:bottom w:w="80" w:type="dxa"/>
-              <w:left w:w="120" w:type="dxa"/>
-              <w:right w:w="120" w:type="dxa"/>
+              <w:top w:w="60" w:type="dxa"/>
+              <w:bottom w:w="60" w:type="dxa"/>
+              <w:left w:w="80" w:type="dxa"/>
+              <w:right w:w="80" w:type="dxa"/>
             </w:tcMar>
           </w:tcPr>
           <w:p>
             <w:r>
               <w:rPr>
                 <w:rFonts w:ascii="Arial" w:hAnsi="Arial"/>
-                <w:color w:val="333333"/>
-                <w:sz w:val="18"/>
+                <w:sz w:val="16"/>
               </w:rPr>
-              <w:t>Click 'Next Question' button</w:t>
+              <w:t>Click through all questions</w:t>
+            </w:r>
+          </w:p>
+        </w:tc>
+        <w:tc>
+          <w:tcPr>
+            <w:tcW w:type="dxa" w:w="2016"/>
+            <w:tcMar>
+              <w:top w:w="60" w:type="dxa"/>
+              <w:bottom w:w="60" w:type="dxa"/>
+              <w:left w:w="80" w:type="dxa"/>
+              <w:right w:w="80" w:type="dxa"/>
+            </w:tcMar>
+          </w:tcPr>
+          <w:p>
+            <w:r>
+              <w:rPr>
+                <w:rFonts w:ascii="Arial" w:hAnsi="Arial"/>
+                <w:sz w:val="16"/>
+              </w:rPr>
+              <w:t>App wraps cyclically to card 1 using modulo index</w:t>
             </w:r>
           </w:p>
         </w:tc>
         <w:tc>
           <w:tcPr>
             <w:tcW w:type="dxa" w:w="2880"/>
-            <w:tcMar>
-              <w:top w:w="80" w:type="dxa"/>
-              <w:bottom w:w="80" w:type="dxa"/>
-              <w:left w:w="120" w:type="dxa"/>
-              <w:right w:w="120" w:type="dxa"/>
-            </w:tcMar>
           </w:tcPr>
           <w:p>
+            <w:r/>
             <w:r>
-              <w:rPr>
-                <w:rFonts w:ascii="Arial" w:hAnsi="Arial"/>
-                <w:color w:val="333333"/>
-                <w:sz w:val="18"/>
-              </w:rPr>
-              <w:t>Advances to Question 2 ('What language styles a webpage?')</w:t>
+              <w:drawing>
+                <wp:inline xmlns:a="http://schemas.openxmlformats.org/drawingml/2006/main" xmlns:pic="http://schemas.openxmlformats.org/drawingml/2006/picture">
+                  <wp:extent cx="1691640" cy="964376"/>
+                  <wp:docPr id="4" name="Picture 4"/>
+                  <wp:cNvGraphicFramePr>
+                    <a:graphicFrameLocks noChangeAspect="1"/>
+                  </wp:cNvGraphicFramePr>
+                  <a:graphic>
+                    <a:graphicData uri="http://schemas.openxmlformats.org/drawingml/2006/picture">
+                      <pic:pic>
+                        <pic:nvPicPr>
+                          <pic:cNvPr id="0" name="exp4_tc4.png"/>
+                          <pic:cNvPicPr/>
+                        </pic:nvPicPr>
+                        <pic:blipFill>
+                          <a:blip r:embed="rId12"/>
+                          <a:stretch>
+                            <a:fillRect/>
+                          </a:stretch>
+                        </pic:blipFill>
+                        <pic:spPr>
+                          <a:xfrm>
+                            <a:off x="0" y="0"/>
+                            <a:ext cx="1691640" cy="964376"/>
+                          </a:xfrm>
+                          <a:prstGeom prst="rect"/>
+                        </pic:spPr>
+                      </pic:pic>
+                    </a:graphicData>
+                  </a:graphic>
+                </wp:inline>
+              </w:drawing>
             </w:r>
           </w:p>
         </w:tc>
@@ -2401,10 +2402,10 @@
           <w:tcPr>
             <w:tcW w:type="dxa" w:w="864"/>
             <w:tcMar>
-              <w:top w:w="80" w:type="dxa"/>
-              <w:bottom w:w="80" w:type="dxa"/>
-              <w:left w:w="120" w:type="dxa"/>
-              <w:right w:w="120" w:type="dxa"/>
+              <w:top w:w="60" w:type="dxa"/>
+              <w:bottom w:w="60" w:type="dxa"/>
+              <w:left w:w="80" w:type="dxa"/>
+              <w:right w:w="80" w:type="dxa"/>
             </w:tcMar>
           </w:tcPr>
           <w:p>
@@ -2413,7 +2414,7 @@
                 <w:rFonts w:ascii="Arial" w:hAnsi="Arial"/>
                 <w:b/>
                 <w:color w:val="1B5E20"/>
-                <w:sz w:val="18"/>
+                <w:sz w:val="16"/>
               </w:rPr>
               <w:t>Pass</w:t>
             </w:r>
@@ -2423,20 +2424,20 @@
       <w:tr>
         <w:tc>
           <w:tcPr>
-            <w:tcW w:type="dxa" w:w="1152"/>
+            <w:tcW w:type="dxa" w:w="864"/>
             <w:tcMar>
-              <w:top w:w="80" w:type="dxa"/>
-              <w:bottom w:w="80" w:type="dxa"/>
-              <w:left w:w="120" w:type="dxa"/>
-              <w:right w:w="120" w:type="dxa"/>
+              <w:top w:w="60" w:type="dxa"/>
+              <w:bottom w:w="60" w:type="dxa"/>
+              <w:left w:w="80" w:type="dxa"/>
+              <w:right w:w="80" w:type="dxa"/>
             </w:tcMar>
           </w:tcPr>
           <w:p>
             <w:r>
               <w:rPr>
                 <w:rFonts w:ascii="Arial" w:hAnsi="Arial"/>
-                <w:color w:val="333333"/>
-                <w:sz w:val="18"/>
+                <w:b/>
+                <w:sz w:val="16"/>
               </w:rPr>
               <w:t>TC-05</w:t>
             </w:r>
@@ -2444,64 +2445,103 @@
         </w:tc>
         <w:tc>
           <w:tcPr>
-            <w:tcW w:type="dxa" w:w="2304"/>
+            <w:tcW w:type="dxa" w:w="1584"/>
             <w:tcMar>
-              <w:top w:w="80" w:type="dxa"/>
-              <w:bottom w:w="80" w:type="dxa"/>
-              <w:left w:w="120" w:type="dxa"/>
-              <w:right w:w="120" w:type="dxa"/>
+              <w:top w:w="60" w:type="dxa"/>
+              <w:bottom w:w="60" w:type="dxa"/>
+              <w:left w:w="80" w:type="dxa"/>
+              <w:right w:w="80" w:type="dxa"/>
             </w:tcMar>
           </w:tcPr>
           <w:p>
             <w:r>
               <w:rPr>
                 <w:rFonts w:ascii="Arial" w:hAnsi="Arial"/>
-                <w:color w:val="333333"/>
-                <w:sz w:val="18"/>
+                <w:sz w:val="16"/>
               </w:rPr>
-              <w:t>State Reset on Navigation</w:t>
+              <w:t>State Desynchronization</w:t>
             </w:r>
           </w:p>
         </w:tc>
         <w:tc>
           <w:tcPr>
-            <w:tcW w:type="dxa" w:w="2592"/>
+            <w:tcW w:type="dxa" w:w="1584"/>
             <w:tcMar>
-              <w:top w:w="80" w:type="dxa"/>
-              <w:bottom w:w="80" w:type="dxa"/>
-              <w:left w:w="120" w:type="dxa"/>
-              <w:right w:w="120" w:type="dxa"/>
+              <w:top w:w="60" w:type="dxa"/>
+              <w:bottom w:w="60" w:type="dxa"/>
+              <w:left w:w="80" w:type="dxa"/>
+              <w:right w:w="80" w:type="dxa"/>
             </w:tcMar>
           </w:tcPr>
           <w:p>
             <w:r>
               <w:rPr>
                 <w:rFonts w:ascii="Arial" w:hAnsi="Arial"/>
-                <w:color w:val="333333"/>
-                <w:sz w:val="18"/>
+                <w:sz w:val="16"/>
               </w:rPr>
-              <w:t>Flip to Answer, then click 'Next Question'</w:t>
+              <w:t>Rapid double-click during CSS transition</w:t>
+            </w:r>
+          </w:p>
+        </w:tc>
+        <w:tc>
+          <w:tcPr>
+            <w:tcW w:type="dxa" w:w="2016"/>
+            <w:tcMar>
+              <w:top w:w="60" w:type="dxa"/>
+              <w:bottom w:w="60" w:type="dxa"/>
+              <w:left w:w="80" w:type="dxa"/>
+              <w:right w:w="80" w:type="dxa"/>
+            </w:tcMar>
+          </w:tcPr>
+          <w:p>
+            <w:r>
+              <w:rPr>
+                <w:rFonts w:ascii="Arial" w:hAnsi="Arial"/>
+                <w:sz w:val="16"/>
+              </w:rPr>
+              <w:t>Flip animation halts; state toggle locks until transition completes</w:t>
             </w:r>
           </w:p>
         </w:tc>
         <w:tc>
           <w:tcPr>
             <w:tcW w:type="dxa" w:w="2880"/>
-            <w:tcMar>
-              <w:top w:w="80" w:type="dxa"/>
-              <w:bottom w:w="80" w:type="dxa"/>
-              <w:left w:w="120" w:type="dxa"/>
-              <w:right w:w="120" w:type="dxa"/>
-            </w:tcMar>
           </w:tcPr>
           <w:p>
+            <w:r/>
             <w:r>
-              <w:rPr>
-                <w:rFonts w:ascii="Arial" w:hAnsi="Arial"/>
-                <w:color w:val="333333"/>
-                <w:sz w:val="18"/>
-              </w:rPr>
-              <w:t>New card appears in Question state with white background</w:t>
+              <w:drawing>
+                <wp:inline xmlns:a="http://schemas.openxmlformats.org/drawingml/2006/main" xmlns:pic="http://schemas.openxmlformats.org/drawingml/2006/picture">
+                  <wp:extent cx="1691640" cy="451104"/>
+                  <wp:docPr id="5" name="Picture 5"/>
+                  <wp:cNvGraphicFramePr>
+                    <a:graphicFrameLocks noChangeAspect="1"/>
+                  </wp:cNvGraphicFramePr>
+                  <a:graphic>
+                    <a:graphicData uri="http://schemas.openxmlformats.org/drawingml/2006/picture">
+                      <pic:pic>
+                        <pic:nvPicPr>
+                          <pic:cNvPr id="0" name="exp4_tc5.png"/>
+                          <pic:cNvPicPr/>
+                        </pic:nvPicPr>
+                        <pic:blipFill>
+                          <a:blip r:embed="rId13"/>
+                          <a:stretch>
+                            <a:fillRect/>
+                          </a:stretch>
+                        </pic:blipFill>
+                        <pic:spPr>
+                          <a:xfrm>
+                            <a:off x="0" y="0"/>
+                            <a:ext cx="1691640" cy="451104"/>
+                          </a:xfrm>
+                          <a:prstGeom prst="rect"/>
+                        </pic:spPr>
+                      </pic:pic>
+                    </a:graphicData>
+                  </a:graphic>
+                </wp:inline>
+              </w:drawing>
             </w:r>
           </w:p>
         </w:tc>
@@ -2509,10 +2549,10 @@
           <w:tcPr>
             <w:tcW w:type="dxa" w:w="864"/>
             <w:tcMar>
-              <w:top w:w="80" w:type="dxa"/>
-              <w:bottom w:w="80" w:type="dxa"/>
-              <w:left w:w="120" w:type="dxa"/>
-              <w:right w:w="120" w:type="dxa"/>
+              <w:top w:w="60" w:type="dxa"/>
+              <w:bottom w:w="60" w:type="dxa"/>
+              <w:left w:w="80" w:type="dxa"/>
+              <w:right w:w="80" w:type="dxa"/>
             </w:tcMar>
           </w:tcPr>
           <w:p>
@@ -2520,118 +2560,10 @@
               <w:rPr>
                 <w:rFonts w:ascii="Arial" w:hAnsi="Arial"/>
                 <w:b/>
-                <w:color w:val="1B5E20"/>
-                <w:sz w:val="18"/>
+                <w:color w:val="D32F2F"/>
+                <w:sz w:val="16"/>
               </w:rPr>
-              <w:t>Pass</w:t>
-            </w:r>
-          </w:p>
-        </w:tc>
-      </w:tr>
-      <w:tr>
-        <w:tc>
-          <w:tcPr>
-            <w:tcW w:type="dxa" w:w="1152"/>
-            <w:tcMar>
-              <w:top w:w="80" w:type="dxa"/>
-              <w:bottom w:w="80" w:type="dxa"/>
-              <w:left w:w="120" w:type="dxa"/>
-              <w:right w:w="120" w:type="dxa"/>
-            </w:tcMar>
-          </w:tcPr>
-          <w:p>
-            <w:r>
-              <w:rPr>
-                <w:rFonts w:ascii="Arial" w:hAnsi="Arial"/>
-                <w:color w:val="333333"/>
-                <w:sz w:val="18"/>
-              </w:rPr>
-              <w:t>TC-06</w:t>
-            </w:r>
-          </w:p>
-        </w:tc>
-        <w:tc>
-          <w:tcPr>
-            <w:tcW w:type="dxa" w:w="2304"/>
-            <w:tcMar>
-              <w:top w:w="80" w:type="dxa"/>
-              <w:bottom w:w="80" w:type="dxa"/>
-              <w:left w:w="120" w:type="dxa"/>
-              <w:right w:w="120" w:type="dxa"/>
-            </w:tcMar>
-          </w:tcPr>
-          <w:p>
-            <w:r>
-              <w:rPr>
-                <w:rFonts w:ascii="Arial" w:hAnsi="Arial"/>
-                <w:color w:val="333333"/>
-                <w:sz w:val="18"/>
-              </w:rPr>
-              <w:t>Circular Loop Navigation</w:t>
-            </w:r>
-          </w:p>
-        </w:tc>
-        <w:tc>
-          <w:tcPr>
-            <w:tcW w:type="dxa" w:w="2592"/>
-            <w:tcMar>
-              <w:top w:w="80" w:type="dxa"/>
-              <w:bottom w:w="80" w:type="dxa"/>
-              <w:left w:w="120" w:type="dxa"/>
-              <w:right w:w="120" w:type="dxa"/>
-            </w:tcMar>
-          </w:tcPr>
-          <w:p>
-            <w:r>
-              <w:rPr>
-                <w:rFonts w:ascii="Arial" w:hAnsi="Arial"/>
-                <w:color w:val="333333"/>
-                <w:sz w:val="18"/>
-              </w:rPr>
-              <w:t>Cycle through all 4 cards and click Next on last card</w:t>
-            </w:r>
-          </w:p>
-        </w:tc>
-        <w:tc>
-          <w:tcPr>
-            <w:tcW w:type="dxa" w:w="2880"/>
-            <w:tcMar>
-              <w:top w:w="80" w:type="dxa"/>
-              <w:bottom w:w="80" w:type="dxa"/>
-              <w:left w:w="120" w:type="dxa"/>
-              <w:right w:w="120" w:type="dxa"/>
-            </w:tcMar>
-          </w:tcPr>
-          <w:p>
-            <w:r>
-              <w:rPr>
-                <w:rFonts w:ascii="Arial" w:hAnsi="Arial"/>
-                <w:color w:val="333333"/>
-                <w:sz w:val="18"/>
-              </w:rPr>
-              <w:t>Card cyclically loops back to Question 1 seamlessly</w:t>
-            </w:r>
-          </w:p>
-        </w:tc>
-        <w:tc>
-          <w:tcPr>
-            <w:tcW w:type="dxa" w:w="864"/>
-            <w:tcMar>
-              <w:top w:w="80" w:type="dxa"/>
-              <w:bottom w:w="80" w:type="dxa"/>
-              <w:left w:w="120" w:type="dxa"/>
-              <w:right w:w="120" w:type="dxa"/>
-            </w:tcMar>
-          </w:tcPr>
-          <w:p>
-            <w:r>
-              <w:rPr>
-                <w:rFonts w:ascii="Arial" w:hAnsi="Arial"/>
-                <w:b/>
-                <w:color w:val="1B5E20"/>
-                <w:sz w:val="18"/>
-              </w:rPr>
-              <w:t>Pass</w:t>
+              <w:t>Fail</w:t>
             </w:r>
           </w:p>
         </w:tc>
@@ -2639,14 +2571,9 @@
     </w:tbl>
     <w:p>
       <w:pPr>
-        <w:spacing w:after="80"/>
-      </w:pPr>
-    </w:p>
-    <w:p>
-      <w:pPr>
-        <w:spacing w:before="120" w:after="120"/>
+        <w:spacing w:before="80" w:after="80"/>
         <w:pBdr>
-          <w:bottom w:val="single" w:sz="6" w:space="1" w:color="D0D0D0"/>
+          <w:bottom w:val="single" w:sz="6" w:space="1" w:color="CCCCCC"/>
         </w:pBdr>
       </w:pPr>
     </w:p>
@@ -2658,13 +2585,13 @@
     <w:p>
       <w:pPr>
         <w:keepNext/>
-        <w:spacing w:before="240" w:after="80"/>
+        <w:spacing w:before="160" w:after="60"/>
       </w:pPr>
       <w:r>
         <w:rPr>
           <w:rFonts w:ascii="Arial" w:hAnsi="Arial"/>
           <w:b/>
-          <w:color w:val="111111"/>
+          <w:color w:val="000000"/>
           <w:sz w:val="26"/>
         </w:rPr>
         <w:t>9. OUTPUT</w:t>
@@ -2672,13 +2599,13 @@
     </w:p>
     <w:p>
       <w:pPr>
-        <w:spacing w:before="40" w:after="80" w:line="276" w:lineRule="auto"/>
+        <w:spacing w:before="40" w:after="60" w:line="276" w:lineRule="auto"/>
       </w:pPr>
       <w:r>
         <w:rPr>
           <w:rFonts w:ascii="Arial" w:hAnsi="Arial"/>
           <w:b/>
-          <w:color w:val="222222"/>
+          <w:color w:val="000000"/>
           <w:sz w:val="20"/>
         </w:rPr>
         <w:t>Output: Rendered Webpage in Chrome Browser</w:t>
@@ -2693,14 +2620,14 @@
     </w:p>
     <w:p>
       <w:pPr>
-        <w:spacing w:before="160" w:after="80"/>
+        <w:spacing w:before="120" w:after="80"/>
         <w:jc w:val="center"/>
       </w:pPr>
       <w:r>
         <w:drawing>
           <wp:inline xmlns:a="http://schemas.openxmlformats.org/drawingml/2006/main" xmlns:pic="http://schemas.openxmlformats.org/drawingml/2006/picture">
             <wp:extent cx="5669280" cy="3245500"/>
-            <wp:docPr id="1" name="Picture 1"/>
+            <wp:docPr id="6" name="Picture 6"/>
             <wp:cNvGraphicFramePr>
               <a:graphicFrameLocks noChangeAspect="1"/>
             </wp:cNvGraphicFramePr>
@@ -2712,7 +2639,7 @@
                     <pic:cNvPicPr/>
                   </pic:nvPicPr>
                   <pic:blipFill>
-                    <a:blip r:embed="rId9"/>
+                    <a:blip r:embed="rId14"/>
                     <a:stretch>
                       <a:fillRect/>
                     </a:stretch>
@@ -2747,117 +2674,9 @@
     </w:p>
     <w:p>
       <w:pPr>
-        <w:spacing w:before="160" w:after="80"/>
-        <w:jc w:val="center"/>
-      </w:pPr>
-      <w:r>
-        <w:drawing>
-          <wp:inline xmlns:a="http://schemas.openxmlformats.org/drawingml/2006/main" xmlns:pic="http://schemas.openxmlformats.org/drawingml/2006/picture">
-            <wp:extent cx="5669280" cy="3224347"/>
-            <wp:docPr id="2" name="Picture 2"/>
-            <wp:cNvGraphicFramePr>
-              <a:graphicFrameLocks noChangeAspect="1"/>
-            </wp:cNvGraphicFramePr>
-            <a:graphic>
-              <a:graphicData uri="http://schemas.openxmlformats.org/drawingml/2006/picture">
-                <pic:pic>
-                  <pic:nvPicPr>
-                    <pic:cNvPr id="0" name="Screenshot 2026-08-16 224214.png"/>
-                    <pic:cNvPicPr/>
-                  </pic:nvPicPr>
-                  <pic:blipFill>
-                    <a:blip r:embed="rId10"/>
-                    <a:stretch>
-                      <a:fillRect/>
-                    </a:stretch>
-                  </pic:blipFill>
-                  <pic:spPr>
-                    <a:xfrm>
-                      <a:off x="0" y="0"/>
-                      <a:ext cx="5669280" cy="3224347"/>
-                    </a:xfrm>
-                    <a:prstGeom prst="rect"/>
-                  </pic:spPr>
-                </pic:pic>
-              </a:graphicData>
-            </a:graphic>
-          </wp:inline>
-        </w:drawing>
-      </w:r>
-    </w:p>
-    <w:p>
-      <w:pPr>
-        <w:jc w:val="center"/>
-      </w:pPr>
-      <w:r>
-        <w:rPr>
-          <w:rFonts w:ascii="Arial" w:hAnsi="Arial"/>
-          <w:i/>
-          <w:color w:val="666666"/>
-          <w:sz w:val="17"/>
-        </w:rPr>
-        <w:t>Figure 2: Flipped state displaying Answer with green background.</w:t>
-      </w:r>
-    </w:p>
-    <w:p>
-      <w:pPr>
-        <w:spacing w:before="160" w:after="80"/>
-        <w:jc w:val="center"/>
-      </w:pPr>
-      <w:r>
-        <w:drawing>
-          <wp:inline xmlns:a="http://schemas.openxmlformats.org/drawingml/2006/main" xmlns:pic="http://schemas.openxmlformats.org/drawingml/2006/picture">
-            <wp:extent cx="5669280" cy="3233655"/>
-            <wp:docPr id="3" name="Picture 3"/>
-            <wp:cNvGraphicFramePr>
-              <a:graphicFrameLocks noChangeAspect="1"/>
-            </wp:cNvGraphicFramePr>
-            <a:graphic>
-              <a:graphicData uri="http://schemas.openxmlformats.org/drawingml/2006/picture">
-                <pic:pic>
-                  <pic:nvPicPr>
-                    <pic:cNvPr id="0" name="Screenshot 2026-08-16 224223.png"/>
-                    <pic:cNvPicPr/>
-                  </pic:nvPicPr>
-                  <pic:blipFill>
-                    <a:blip r:embed="rId11"/>
-                    <a:stretch>
-                      <a:fillRect/>
-                    </a:stretch>
-                  </pic:blipFill>
-                  <pic:spPr>
-                    <a:xfrm>
-                      <a:off x="0" y="0"/>
-                      <a:ext cx="5669280" cy="3233655"/>
-                    </a:xfrm>
-                    <a:prstGeom prst="rect"/>
-                  </pic:spPr>
-                </pic:pic>
-              </a:graphicData>
-            </a:graphic>
-          </wp:inline>
-        </w:drawing>
-      </w:r>
-    </w:p>
-    <w:p>
-      <w:pPr>
-        <w:jc w:val="center"/>
-      </w:pPr>
-      <w:r>
-        <w:rPr>
-          <w:rFonts w:ascii="Arial" w:hAnsi="Arial"/>
-          <w:i/>
-          <w:color w:val="666666"/>
-          <w:sz w:val="17"/>
-        </w:rPr>
-        <w:t>Figure 3: Next card state displaying Question 2.</w:t>
-      </w:r>
-    </w:p>
-    <w:p>
-      <w:pPr>
-        <w:spacing w:before="120" w:after="120"/>
+        <w:spacing w:before="80" w:after="80"/>
         <w:pBdr>
-          <w:bottom w:val="single" w:sz="6" w:space="1" w:color="D0D0D0"/>
+          <w:bottom w:val="single" w:sz="6" w:space="1" w:color="CCCCCC"/>
         </w:pBdr>
       </w:pPr>
     </w:p>
@@ -2869,13 +2688,13 @@
     <w:p>
       <w:pPr>
         <w:keepNext/>
-        <w:spacing w:before="240" w:after="80"/>
+        <w:spacing w:before="160" w:after="60"/>
       </w:pPr>
       <w:r>
         <w:rPr>
           <w:rFonts w:ascii="Arial" w:hAnsi="Arial"/>
           <w:b/>
-          <w:color w:val="111111"/>
+          <w:color w:val="000000"/>
           <w:sz w:val="26"/>
         </w:rPr>
         <w:t>10. RESULT</w:t>
@@ -2883,7 +2702,7 @@
     </w:p>
     <w:p>
       <w:pPr>
-        <w:spacing w:before="40" w:after="80" w:line="276" w:lineRule="auto"/>
+        <w:spacing w:before="40" w:after="60" w:line="276" w:lineRule="auto"/>
       </w:pPr>
       <w:r>
         <w:rPr>
@@ -2896,21 +2715,21 @@
     </w:p>
     <w:p>
       <w:pPr>
-        <w:spacing w:before="120" w:after="120"/>
+        <w:spacing w:before="80" w:after="80"/>
         <w:pBdr>
-          <w:bottom w:val="single" w:sz="6" w:space="1" w:color="D0D0D0"/>
+          <w:bottom w:val="single" w:sz="6" w:space="1" w:color="CCCCCC"/>
         </w:pBdr>
       </w:pPr>
     </w:p>
     <w:p>
       <w:pPr>
-        <w:spacing w:before="40" w:after="80" w:line="276" w:lineRule="auto"/>
+        <w:spacing w:before="40" w:after="60" w:line="276" w:lineRule="auto"/>
       </w:pPr>
       <w:r>
         <w:rPr>
           <w:rFonts w:ascii="Arial" w:hAnsi="Arial"/>
           <w:b/>
-          <w:color w:val="222222"/>
+          <w:color w:val="000000"/>
           <w:sz w:val="20"/>
         </w:rPr>
         <w:t>Submission Package Structure:</w:t>
@@ -2925,7 +2744,7 @@
     </w:p>
     <w:p>
       <w:pPr>
-        <w:spacing w:before="80" w:after="160"/>
+        <w:spacing w:before="80" w:after="120"/>
         <w:ind w:left="288"/>
       </w:pPr>
       <w:r>
